--- a/毕业设计论文.docx
+++ b/毕业设计论文.docx
@@ -5417,7 +5417,7 @@
     </w:p>
     <w:bookmarkEnd w:id="40"/>
     <w:bookmarkEnd w:id="41"/>
-    <w:bookmarkStart w:id="66" w:name="第4章-关键模块的详细实现"/>
+    <w:bookmarkStart w:id="78" w:name="第4章-关键模块的详细实现"/>
     <w:p>
       <w:pPr>
         <w:pStyle w:val="Heading1"/>
@@ -5458,7 +5458,7 @@
         <w:t xml:space="preserve">章总体设计的基础上，对客户端注意力兴趣模块、服务端双图与可信邻居筛选模块、差分隐私聚合模块的实现细节做进一步阐述。本章侧重描述每个模块的输入输出接口、核心算法步骤、关键参数选择、复杂度分析以及单元测试覆盖，全部以文字描述方式呈现，不涉及具体代码片段。</w:t>
       </w:r>
     </w:p>
-    <w:bookmarkStart w:id="47" w:name="客户端多头注意力兴趣模块"/>
+    <w:bookmarkStart w:id="50" w:name="客户端多头注意力兴趣模块"/>
     <w:p>
       <w:pPr>
         <w:pStyle w:val="Heading2"/>
@@ -5833,7 +5833,7 @@
       </w:r>
     </w:p>
     <w:bookmarkEnd w:id="45"/>
-    <w:bookmarkStart w:id="46" w:name="单元测试覆盖"/>
+    <w:bookmarkStart w:id="49" w:name="单元测试覆盖"/>
     <w:p>
       <w:pPr>
         <w:pStyle w:val="Heading3"/>
@@ -5868,9 +5868,76 @@
         <w:t xml:space="preserve">且无位置编码时，多头注意力应该退化为标准的缩放点积注意力。所有测试均通过。</w:t>
       </w:r>
     </w:p>
-    <w:bookmarkEnd w:id="46"/>
-    <w:bookmarkEnd w:id="47"/>
-    <w:bookmarkStart w:id="56" w:name="服务端双图构建与可信邻居筛选模块"/>
+    <w:p>
+      <w:pPr>
+        <w:pStyle w:val="CaptionedFigure"/>
+      </w:pPr>
+      <w:r>
+        <w:drawing>
+          <wp:inline>
+            <wp:extent cx="5334000" cy="3719514"/>
+            <wp:effectExtent b="0" l="0" r="0" t="0"/>
+            <wp:docPr descr="图 4.1 客户端多头注意力兴趣模块结构示意图" title="" id="47" name="Picture"/>
+            <a:graphic>
+              <a:graphicData uri="http://schemas.openxmlformats.org/drawingml/2006/picture">
+                <pic:pic>
+                  <pic:nvPicPr>
+                    <pic:cNvPr descr="figures/fig_4_1_mha_structure.png" id="48" name="Picture"/>
+                    <pic:cNvPicPr>
+                      <a:picLocks noChangeArrowheads="1" noChangeAspect="1"/>
+                    </pic:cNvPicPr>
+                  </pic:nvPicPr>
+                  <pic:blipFill>
+                    <a:blip r:embed="rId46"/>
+                    <a:stretch>
+                      <a:fillRect/>
+                    </a:stretch>
+                  </pic:blipFill>
+                  <pic:spPr bwMode="auto">
+                    <a:xfrm>
+                      <a:off x="0" y="0"/>
+                      <a:ext cx="5334000" cy="3719514"/>
+                    </a:xfrm>
+                    <a:prstGeom prst="rect">
+                      <a:avLst/>
+                    </a:prstGeom>
+                    <a:noFill/>
+                    <a:ln w="9525">
+                      <a:noFill/>
+                      <a:headEnd/>
+                      <a:tailEnd/>
+                    </a:ln>
+                  </pic:spPr>
+                </pic:pic>
+              </a:graphicData>
+            </a:graphic>
+          </wp:inline>
+        </w:drawing>
+      </w:r>
+    </w:p>
+    <w:p>
+      <w:pPr>
+        <w:pStyle w:val="ImageCaption"/>
+      </w:pPr>
+      <w:r>
+        <w:rPr>
+          <w:rFonts w:hint="eastAsia"/>
+        </w:rPr>
+        <w:t xml:space="preserve">图</w:t>
+      </w:r>
+      <w:r>
+        <w:t xml:space="preserve"> 4.1 </w:t>
+      </w:r>
+      <w:r>
+        <w:rPr>
+          <w:rFonts w:hint="eastAsia"/>
+        </w:rPr>
+        <w:t xml:space="preserve">客户端多头注意力兴趣模块结构示意图</w:t>
+      </w:r>
+    </w:p>
+    <w:bookmarkEnd w:id="49"/>
+    <w:bookmarkEnd w:id="50"/>
+    <w:bookmarkStart w:id="62" w:name="服务端双图构建与可信邻居筛选模块"/>
     <w:p>
       <w:pPr>
         <w:pStyle w:val="Heading2"/>
@@ -5885,7 +5952,7 @@
         <w:t xml:space="preserve">服务端双图构建与可信邻居筛选模块</w:t>
       </w:r>
     </w:p>
-    <w:bookmarkStart w:id="48" w:name="模块输入与输出-1"/>
+    <w:bookmarkStart w:id="51" w:name="模块输入与输出-1"/>
     <w:p>
       <w:pPr>
         <w:pStyle w:val="Heading3"/>
@@ -5911,8 +5978,8 @@
         <w:t xml:space="preserve">服务端双图构建与可信邻居筛选模块的输入是本轮所有参与客户端上传的参数集合，每位用户对应一个字典，其中包含物品嵌入张量与兴趣编码向量。模块的输出有两部分：一是按行归一化的可信邻居邻接矩阵，二是本轮的聚合统计字典(包括假邻居率、平均可信邻居数、每位用户的可信邻居集合等)。</w:t>
       </w:r>
     </w:p>
-    <w:bookmarkEnd w:id="48"/>
-    <w:bookmarkStart w:id="49" w:name="行为关联图的构建"/>
+    <w:bookmarkEnd w:id="51"/>
+    <w:bookmarkStart w:id="52" w:name="行为关联图的构建"/>
     <w:p>
       <w:pPr>
         <w:pStyle w:val="Heading3"/>
@@ -6055,8 +6122,8 @@
         <w:t xml:space="preserve">1，永远会被错误地选为自己的邻居。</w:t>
       </w:r>
     </w:p>
-    <w:bookmarkEnd w:id="49"/>
-    <w:bookmarkStart w:id="50" w:name="兴趣语义图的构建"/>
+    <w:bookmarkEnd w:id="52"/>
+    <w:bookmarkStart w:id="53" w:name="兴趣语义图的构建"/>
     <w:p>
       <w:pPr>
         <w:pStyle w:val="Heading3"/>
@@ -6136,8 +6203,8 @@
         <w:t xml:space="preserve">模式有效。</w:t>
       </w:r>
     </w:p>
-    <w:bookmarkEnd w:id="50"/>
-    <w:bookmarkStart w:id="51" w:name="可信邻居交集筛选"/>
+    <w:bookmarkEnd w:id="53"/>
+    <w:bookmarkStart w:id="54" w:name="可信邻居交集筛选"/>
     <w:p>
       <w:pPr>
         <w:pStyle w:val="Heading3"/>
@@ -6217,8 +6284,8 @@
         <w:t xml:space="preserve">20。如果交集为空(即两图选出的邻居完全不重合)，则回退使用行为关联图的邻居集合，以保证图的连通性——这一回退机制在初期实验中被发现非常关键，因为某些异常用户在两图中的相似度分布极其不一致，没有回退就会成为孤立节点导致信息无法扩散。</w:t>
       </w:r>
     </w:p>
-    <w:bookmarkEnd w:id="51"/>
-    <w:bookmarkStart w:id="52" w:name="邻接矩阵归一化"/>
+    <w:bookmarkEnd w:id="54"/>
+    <w:bookmarkStart w:id="55" w:name="邻接矩阵归一化"/>
     <w:p>
       <w:pPr>
         <w:pStyle w:val="Heading3"/>
@@ -6343,8 +6410,8 @@
         <w:t xml:space="preserve">1，避免了高度数节点的影响过度扩散。</w:t>
       </w:r>
     </w:p>
-    <w:bookmarkEnd w:id="52"/>
-    <w:bookmarkStart w:id="53" w:name="假邻居率统计"/>
+    <w:bookmarkEnd w:id="55"/>
+    <w:bookmarkStart w:id="56" w:name="假邻居率统计"/>
     <w:p>
       <w:pPr>
         <w:pStyle w:val="Heading3"/>
@@ -6424,8 +6491,8 @@
         <w:t xml:space="preserve">34%。这一指标是评估双图一致性的关键观测量。</w:t>
       </w:r>
     </w:p>
-    <w:bookmarkEnd w:id="53"/>
-    <w:bookmarkStart w:id="54" w:name="复杂度分析-1"/>
+    <w:bookmarkEnd w:id="56"/>
+    <w:bookmarkStart w:id="57" w:name="复杂度分析-1"/>
     <w:p>
       <w:pPr>
         <w:pStyle w:val="Heading3"/>
@@ -6541,8 +6608,8 @@
         <w:t xml:space="preserve">秒，远小于客户端本地训练时间。</w:t>
       </w:r>
     </w:p>
-    <w:bookmarkEnd w:id="54"/>
-    <w:bookmarkStart w:id="55" w:name="单元测试覆盖-1"/>
+    <w:bookmarkEnd w:id="57"/>
+    <w:bookmarkStart w:id="61" w:name="单元测试覆盖-1"/>
     <w:p>
       <w:pPr>
         <w:pStyle w:val="Heading3"/>
@@ -6622,651 +6689,852 @@
         <w:t xml:space="preserve">0。所有测试均通过。</w:t>
       </w:r>
     </w:p>
-    <w:bookmarkEnd w:id="55"/>
-    <w:bookmarkEnd w:id="56"/>
-    <w:bookmarkStart w:id="62" w:name="差分隐私聚合模块"/>
-    <w:p>
-      <w:pPr>
-        <w:pStyle w:val="Heading2"/>
-      </w:pPr>
-      <w:r>
-        <w:t xml:space="preserve">4.3 </w:t>
-      </w:r>
-      <w:r>
-        <w:rPr>
-          <w:rFonts w:hint="eastAsia"/>
-        </w:rPr>
-        <w:t xml:space="preserve">差分隐私聚合模块</w:t>
-      </w:r>
-    </w:p>
-    <w:bookmarkStart w:id="57" w:name="模块功能与定位"/>
-    <w:p>
-      <w:pPr>
-        <w:pStyle w:val="Heading3"/>
-      </w:pPr>
-      <w:r>
-        <w:t xml:space="preserve">4.3.1 </w:t>
-      </w:r>
-      <w:r>
-        <w:rPr>
-          <w:rFonts w:hint="eastAsia"/>
-        </w:rPr>
-        <w:t xml:space="preserve">模块功能与定位</w:t>
-      </w:r>
-    </w:p>
-    <w:p>
-      <w:pPr>
-        <w:pStyle w:val="FirstParagraph"/>
-      </w:pPr>
-      <w:r>
-        <w:rPr>
-          <w:rFonts w:hint="eastAsia"/>
-        </w:rPr>
-        <w:t xml:space="preserve">差分隐私聚合模块的功能有两个：在客户端上传物品嵌入前注入校准的</w:t>
-      </w:r>
-      <w:r>
-        <w:t xml:space="preserve"> Laplace </w:t>
-      </w:r>
-      <w:r>
-        <w:rPr>
-          <w:rFonts w:hint="eastAsia"/>
-        </w:rPr>
-        <w:t xml:space="preserve">噪声以满足单轮差分隐私；在服务端维护</w:t>
-      </w:r>
-      <w:r>
-        <w:t xml:space="preserve"> Rényi DP </w:t>
-      </w:r>
-      <w:r>
-        <w:rPr>
-          <w:rFonts w:hint="eastAsia"/>
-        </w:rPr>
-        <w:t xml:space="preserve">预算累计计数器并在</w:t>
-      </w:r>
-      <w:r>
-        <w:t xml:space="preserve"> T </w:t>
-      </w:r>
-      <w:r>
-        <w:rPr>
-          <w:rFonts w:hint="eastAsia"/>
-        </w:rPr>
-        <w:t xml:space="preserve">轮训练结束后给出全程</w:t>
-      </w:r>
-      <w:r>
-        <w:t xml:space="preserve"> (ε, δ)-DP </w:t>
-      </w:r>
-      <w:r>
-        <w:rPr>
-          <w:rFonts w:hint="eastAsia"/>
-        </w:rPr>
-        <w:t xml:space="preserve">上界。前者是隐私机制的实施，后者是隐私预算的精确分析。</w:t>
-      </w:r>
-    </w:p>
-    <w:bookmarkEnd w:id="57"/>
-    <w:bookmarkStart w:id="58" w:name="客户端-laplace-噪声注入"/>
-    <w:p>
-      <w:pPr>
-        <w:pStyle w:val="Heading3"/>
-      </w:pPr>
-      <w:r>
-        <w:t xml:space="preserve">4.3.2 </w:t>
-      </w:r>
-      <w:r>
-        <w:rPr>
-          <w:rFonts w:hint="eastAsia"/>
-        </w:rPr>
-        <w:t xml:space="preserve">客户端</w:t>
-      </w:r>
-      <w:r>
-        <w:t xml:space="preserve"> Laplace </w:t>
-      </w:r>
-      <w:r>
-        <w:rPr>
-          <w:rFonts w:hint="eastAsia"/>
-        </w:rPr>
-        <w:t xml:space="preserve">噪声注入</w:t>
-      </w:r>
-    </w:p>
-    <w:p>
-      <w:pPr>
-        <w:pStyle w:val="FirstParagraph"/>
-      </w:pPr>
-      <w:r>
-        <w:rPr>
-          <w:rFonts w:hint="eastAsia"/>
-        </w:rPr>
-        <w:t xml:space="preserve">客户端在每一轮上传物品嵌入前，对嵌入张量的每一个元素独立地从拉普拉斯分布中采样一个噪声并相加，噪声分布的尺度参数等于敏感度除以单轮隐私预算。本文将敏感度通过梯度裁剪固定为</w:t>
-      </w:r>
-      <w:r>
-        <w:t xml:space="preserve"> </w:t>
-      </w:r>
-      <w:r>
-        <w:rPr>
-          <w:rFonts w:hint="eastAsia"/>
-        </w:rPr>
-        <w:t xml:space="preserve">1，即在本地训练后将物品嵌入张量的</w:t>
-      </w:r>
-      <w:r>
-        <w:t xml:space="preserve"> L1 </w:t>
-      </w:r>
-      <w:r>
-        <w:rPr>
-          <w:rFonts w:hint="eastAsia"/>
-        </w:rPr>
-        <w:t xml:space="preserve">范数裁剪到不超过</w:t>
-      </w:r>
-      <w:r>
-        <w:t xml:space="preserve"> </w:t>
-      </w:r>
-      <w:r>
-        <w:rPr>
-          <w:rFonts w:hint="eastAsia"/>
-        </w:rPr>
-        <w:t xml:space="preserve">1，这样上传前后嵌入张量的差异在</w:t>
-      </w:r>
-      <w:r>
-        <w:t xml:space="preserve"> L1 </w:t>
-      </w:r>
-      <w:r>
-        <w:rPr>
-          <w:rFonts w:hint="eastAsia"/>
-        </w:rPr>
-        <w:t xml:space="preserve">度量下也至多为</w:t>
-      </w:r>
-      <w:r>
-        <w:t xml:space="preserve"> </w:t>
-      </w:r>
-      <w:r>
-        <w:rPr>
-          <w:rFonts w:hint="eastAsia"/>
-        </w:rPr>
-        <w:t xml:space="preserve">1。本文取噪声尺度为</w:t>
-      </w:r>
-      <w:r>
-        <w:t xml:space="preserve"> </w:t>
-      </w:r>
-      <w:r>
-        <w:rPr>
-          <w:rFonts w:hint="eastAsia"/>
-        </w:rPr>
-        <w:t xml:space="preserve">0.01，对应单轮</w:t>
-      </w:r>
-      <w:r>
-        <w:t xml:space="preserve"> ε₀ </w:t>
-      </w:r>
-      <w:r>
-        <w:rPr>
-          <w:rFonts w:hint="eastAsia"/>
-        </w:rPr>
-        <w:t xml:space="preserve">等于</w:t>
-      </w:r>
-      <w:r>
-        <w:t xml:space="preserve"> </w:t>
-      </w:r>
-      <w:r>
-        <w:rPr>
-          <w:rFonts w:hint="eastAsia"/>
-        </w:rPr>
-        <w:t xml:space="preserve">100。这一较大的单轮</w:t>
-      </w:r>
-      <w:r>
-        <w:t xml:space="preserve"> ε₀ </w:t>
-      </w:r>
-      <w:r>
-        <w:rPr>
-          <w:rFonts w:hint="eastAsia"/>
-        </w:rPr>
-        <w:t xml:space="preserve">是为了在精度上获得较高保留，同时通过</w:t>
-      </w:r>
-      <w:r>
-        <w:t xml:space="preserve"> Rényi DP </w:t>
-      </w:r>
-      <w:r>
-        <w:rPr>
-          <w:rFonts w:hint="eastAsia"/>
-        </w:rPr>
-        <w:t xml:space="preserve">高级组合在</w:t>
-      </w:r>
-      <w:r>
-        <w:t xml:space="preserve"> T </w:t>
-      </w:r>
-      <w:r>
-        <w:rPr>
-          <w:rFonts w:hint="eastAsia"/>
-        </w:rPr>
-        <w:t xml:space="preserve">轮总预算上仍能给出可接受的上界。</w:t>
-      </w:r>
-    </w:p>
-    <w:bookmarkEnd w:id="58"/>
-    <w:bookmarkStart w:id="59" w:name="服务端-rényi-dp-预算计算"/>
-    <w:p>
-      <w:pPr>
-        <w:pStyle w:val="Heading3"/>
-      </w:pPr>
-      <w:r>
-        <w:t xml:space="preserve">4.3.3 </w:t>
-      </w:r>
-      <w:r>
-        <w:rPr>
-          <w:rFonts w:hint="eastAsia"/>
-        </w:rPr>
-        <w:t xml:space="preserve">服务端</w:t>
-      </w:r>
-      <w:r>
-        <w:t xml:space="preserve"> Rényi DP </w:t>
-      </w:r>
-      <w:r>
-        <w:rPr>
-          <w:rFonts w:hint="eastAsia"/>
-        </w:rPr>
-        <w:t xml:space="preserve">预算计算</w:t>
-      </w:r>
-    </w:p>
-    <w:p>
-      <w:pPr>
-        <w:pStyle w:val="FirstParagraph"/>
-      </w:pPr>
-      <w:r>
-        <w:rPr>
-          <w:rFonts w:hint="eastAsia"/>
-        </w:rPr>
-        <w:t xml:space="preserve">服务端在每一轮聚合后更新</w:t>
-      </w:r>
-      <w:r>
-        <w:t xml:space="preserve"> Rényi DP </w:t>
-      </w:r>
-      <w:r>
-        <w:rPr>
-          <w:rFonts w:hint="eastAsia"/>
-        </w:rPr>
-        <w:t xml:space="preserve">预算累计计数器。具体来说，对每一个候选</w:t>
-      </w:r>
-      <w:r>
-        <w:t xml:space="preserve"> α </w:t>
-      </w:r>
-      <w:r>
-        <w:rPr>
-          <w:rFonts w:hint="eastAsia"/>
-        </w:rPr>
-        <w:t xml:space="preserve">阶数(本文取</w:t>
-      </w:r>
-      <w:r>
-        <w:t xml:space="preserve"> α </w:t>
-      </w:r>
-      <w:r>
-        <w:rPr>
-          <w:rFonts w:hint="eastAsia"/>
-        </w:rPr>
-        <w:t xml:space="preserve">范围为</w:t>
-      </w:r>
-      <w:r>
-        <w:t xml:space="preserve"> 2 </w:t>
-      </w:r>
-      <w:r>
-        <w:rPr>
-          <w:rFonts w:hint="eastAsia"/>
-        </w:rPr>
-        <w:t xml:space="preserve">到</w:t>
-      </w:r>
-      <w:r>
-        <w:t xml:space="preserve"> </w:t>
-      </w:r>
-      <w:r>
-        <w:rPr>
-          <w:rFonts w:hint="eastAsia"/>
-        </w:rPr>
-        <w:t xml:space="preserve">64)，先计算单轮</w:t>
-      </w:r>
-      <w:r>
-        <w:t xml:space="preserve"> Laplace </w:t>
-      </w:r>
-      <w:r>
-        <w:rPr>
-          <w:rFonts w:hint="eastAsia"/>
-        </w:rPr>
-        <w:t xml:space="preserve">机制的</w:t>
-      </w:r>
-      <w:r>
-        <w:t xml:space="preserve"> α-Rényi </w:t>
-      </w:r>
-      <w:r>
-        <w:rPr>
-          <w:rFonts w:hint="eastAsia"/>
-        </w:rPr>
-        <w:t xml:space="preserve">散度上界(对</w:t>
-      </w:r>
-      <w:r>
-        <w:t xml:space="preserve"> b </w:t>
-      </w:r>
-      <w:r>
-        <w:rPr>
-          <w:rFonts w:hint="eastAsia"/>
-        </w:rPr>
-        <w:t xml:space="preserve">尺度</w:t>
-      </w:r>
-      <w:r>
-        <w:t xml:space="preserve"> Laplace </w:t>
-      </w:r>
-      <w:r>
-        <w:rPr>
-          <w:rFonts w:hint="eastAsia"/>
-        </w:rPr>
-        <w:t xml:space="preserve">噪声有闭式解)，然后将</w:t>
-      </w:r>
-      <w:r>
-        <w:t xml:space="preserve"> T </w:t>
-      </w:r>
-      <w:r>
-        <w:rPr>
-          <w:rFonts w:hint="eastAsia"/>
-        </w:rPr>
-        <w:t xml:space="preserve">轮预算简单累加得到总</w:t>
-      </w:r>
-      <w:r>
-        <w:t xml:space="preserve"> Rényi DP </w:t>
-      </w:r>
-      <w:r>
-        <w:rPr>
-          <w:rFonts w:hint="eastAsia"/>
-        </w:rPr>
-        <w:t xml:space="preserve">预算</w:t>
-      </w:r>
-      <w:r>
-        <w:t xml:space="preserve"> </w:t>
-      </w:r>
-      <w:r>
-        <w:rPr>
-          <w:rFonts w:hint="eastAsia"/>
-        </w:rPr>
-        <w:t xml:space="preserve">ρ_T。最后通过最优化</w:t>
-      </w:r>
-      <w:r>
-        <w:t xml:space="preserve"> α </w:t>
-      </w:r>
-      <w:r>
-        <w:rPr>
-          <w:rFonts w:hint="eastAsia"/>
-        </w:rPr>
-        <w:t xml:space="preserve">选择使最终</w:t>
-      </w:r>
-      <w:r>
-        <w:t xml:space="preserve"> (ε, δ)-DP </w:t>
-      </w:r>
-      <w:r>
-        <w:rPr>
-          <w:rFonts w:hint="eastAsia"/>
-        </w:rPr>
-        <w:t xml:space="preserve">上界最紧的那个阶数：α</w:t>
-      </w:r>
-      <w:r>
-        <w:t xml:space="preserve"> </w:t>
-      </w:r>
-      <w:r>
-        <w:rPr>
-          <w:rFonts w:hint="eastAsia"/>
-        </w:rPr>
-        <w:t xml:space="preserve">取值越大，单轮</w:t>
-      </w:r>
-      <w:r>
-        <w:t xml:space="preserve"> Rényi </w:t>
-      </w:r>
-      <w:r>
-        <w:rPr>
-          <w:rFonts w:hint="eastAsia"/>
-        </w:rPr>
-        <w:t xml:space="preserve">散度越大但转换为</w:t>
-      </w:r>
-      <w:r>
-        <w:t xml:space="preserve"> (ε, δ)-DP </w:t>
-      </w:r>
-      <w:r>
-        <w:rPr>
-          <w:rFonts w:hint="eastAsia"/>
-        </w:rPr>
-        <w:t xml:space="preserve">时的对数项越小，二者存在最优权衡点。这一最优化过程在每一轮结束后立即执行，不会成为系统瓶颈。</w:t>
-      </w:r>
-    </w:p>
-    <w:bookmarkEnd w:id="59"/>
-    <w:bookmarkStart w:id="60" w:name="三种组合方法的对比"/>
-    <w:p>
-      <w:pPr>
-        <w:pStyle w:val="Heading3"/>
-      </w:pPr>
-      <w:r>
-        <w:t xml:space="preserve">4.3.4 </w:t>
-      </w:r>
-      <w:r>
-        <w:rPr>
-          <w:rFonts w:hint="eastAsia"/>
-        </w:rPr>
-        <w:t xml:space="preserve">三种组合方法的对比</w:t>
-      </w:r>
-    </w:p>
-    <w:p>
-      <w:pPr>
-        <w:pStyle w:val="FirstParagraph"/>
-      </w:pPr>
-      <w:r>
-        <w:rPr>
-          <w:rFonts w:hint="eastAsia"/>
-        </w:rPr>
-        <w:t xml:space="preserve">为充分展示</w:t>
-      </w:r>
-      <w:r>
-        <w:t xml:space="preserve"> Rényi DP </w:t>
-      </w:r>
-      <w:r>
-        <w:rPr>
-          <w:rFonts w:hint="eastAsia"/>
-        </w:rPr>
-        <w:t xml:space="preserve">的紧界优势，本文同时维护三种组合方法的预算计数：朴素组合(ε_total</w:t>
-      </w:r>
-      <w:r>
-        <w:t xml:space="preserve"> = T·ε₀)、Dwork </w:t>
-      </w:r>
-      <w:r>
-        <w:rPr>
-          <w:rFonts w:hint="eastAsia"/>
-        </w:rPr>
-        <w:t xml:space="preserve">高级组合(ε_advanced</w:t>
-      </w:r>
-      <w:r>
-        <w:t xml:space="preserve"> = √(2T·ln(1/δ’))·ε₀ + T·ε₀·(e^ε₀ − 1))、Rényi DP </w:t>
-      </w:r>
-      <w:r>
-        <w:rPr>
-          <w:rFonts w:hint="eastAsia"/>
-        </w:rPr>
-        <w:t xml:space="preserve">组合。在本文典型设置(ε₀=100,</w:t>
-      </w:r>
-      <w:r>
-        <w:t xml:space="preserve"> T=25, </w:t>
-      </w:r>
-      <w:r>
-        <w:rPr>
-          <w:rFonts w:hint="eastAsia"/>
-        </w:rPr>
-        <w:t xml:space="preserve">δ=1e-5)下，朴素组合给出</w:t>
-      </w:r>
-      <w:r>
-        <w:t xml:space="preserve"> </w:t>
-      </w:r>
-      <w:r>
-        <w:rPr>
-          <w:rFonts w:hint="eastAsia"/>
-        </w:rPr>
-        <w:t xml:space="preserve">ε_total=2500，高级组合给出约</w:t>
-      </w:r>
-      <w:r>
-        <w:t xml:space="preserve"> </w:t>
-      </w:r>
-      <w:r>
-        <w:rPr>
-          <w:rFonts w:hint="eastAsia"/>
-        </w:rPr>
-        <w:t xml:space="preserve">1014，Rényi</w:t>
-      </w:r>
-      <w:r>
-        <w:t xml:space="preserve"> DP </w:t>
-      </w:r>
-      <w:r>
-        <w:rPr>
-          <w:rFonts w:hint="eastAsia"/>
-        </w:rPr>
-        <w:t xml:space="preserve">给出约</w:t>
-      </w:r>
-      <w:r>
-        <w:t xml:space="preserve"> </w:t>
-      </w:r>
-      <w:r>
-        <w:rPr>
-          <w:rFonts w:hint="eastAsia"/>
-        </w:rPr>
-        <w:t xml:space="preserve">300。三者的差距随</w:t>
-      </w:r>
-      <w:r>
-        <w:t xml:space="preserve"> T </w:t>
-      </w:r>
-      <w:r>
-        <w:rPr>
-          <w:rFonts w:hint="eastAsia"/>
-        </w:rPr>
-        <w:t xml:space="preserve">增大而增大，T</w:t>
-      </w:r>
-      <w:r>
-        <w:t xml:space="preserve"> </w:t>
-      </w:r>
-      <w:r>
-        <w:rPr>
-          <w:rFonts w:hint="eastAsia"/>
-        </w:rPr>
-        <w:t xml:space="preserve">越大</w:t>
-      </w:r>
-      <w:r>
-        <w:t xml:space="preserve"> Rényi DP </w:t>
-      </w:r>
-      <w:r>
-        <w:rPr>
-          <w:rFonts w:hint="eastAsia"/>
-        </w:rPr>
-        <w:t xml:space="preserve">的紧界优势越明显。</w:t>
-      </w:r>
-    </w:p>
-    <w:bookmarkEnd w:id="60"/>
-    <w:bookmarkStart w:id="61" w:name="单元测试覆盖-2"/>
-    <w:p>
-      <w:pPr>
-        <w:pStyle w:val="Heading3"/>
-      </w:pPr>
-      <w:r>
-        <w:t xml:space="preserve">4.3.5 </w:t>
-      </w:r>
-      <w:r>
-        <w:rPr>
-          <w:rFonts w:hint="eastAsia"/>
-        </w:rPr>
-        <w:t xml:space="preserve">单元测试覆盖</w:t>
-      </w:r>
-    </w:p>
-    <w:p>
-      <w:pPr>
-        <w:pStyle w:val="FirstParagraph"/>
-      </w:pPr>
-      <w:r>
-        <w:rPr>
-          <w:rFonts w:hint="eastAsia"/>
-        </w:rPr>
-        <w:t xml:space="preserve">针对此模块，本文设计了以下四个单元测试。第一个测试验证</w:t>
-      </w:r>
-      <w:r>
-        <w:t xml:space="preserve"> Laplace </w:t>
-      </w:r>
-      <w:r>
-        <w:rPr>
-          <w:rFonts w:hint="eastAsia"/>
-        </w:rPr>
-        <w:t xml:space="preserve">噪声采样的均值与方差与解析值的一致性。第二个测试验证朴素组合公式的正确性。第三个测试验证</w:t>
-      </w:r>
-      <w:r>
-        <w:t xml:space="preserve"> Rényi DP </w:t>
-      </w:r>
-      <w:r>
-        <w:rPr>
-          <w:rFonts w:hint="eastAsia"/>
-        </w:rPr>
-        <w:t xml:space="preserve">在</w:t>
-      </w:r>
-      <w:r>
-        <w:t xml:space="preserve"> T </w:t>
-      </w:r>
-      <w:r>
-        <w:rPr>
-          <w:rFonts w:hint="eastAsia"/>
-        </w:rPr>
-        <w:t xml:space="preserve">等于</w:t>
-      </w:r>
-      <w:r>
-        <w:t xml:space="preserve"> 1 </w:t>
-      </w:r>
-      <w:r>
-        <w:rPr>
-          <w:rFonts w:hint="eastAsia"/>
-        </w:rPr>
-        <w:t xml:space="preserve">时退化为单轮</w:t>
-      </w:r>
-      <w:r>
-        <w:t xml:space="preserve"> Rényi </w:t>
-      </w:r>
-      <w:r>
-        <w:rPr>
-          <w:rFonts w:hint="eastAsia"/>
-        </w:rPr>
-        <w:t xml:space="preserve">散度。第四个测试验证</w:t>
-      </w:r>
-      <w:r>
-        <w:t xml:space="preserve"> Rényi DP </w:t>
-      </w:r>
-      <w:r>
-        <w:rPr>
-          <w:rFonts w:hint="eastAsia"/>
-        </w:rPr>
-        <w:t xml:space="preserve">紧于朴素组合的关系——给定相同</w:t>
-      </w:r>
-      <w:r>
-        <w:t xml:space="preserve"> ε₀, T, </w:t>
-      </w:r>
-      <w:r>
-        <w:rPr>
-          <w:rFonts w:hint="eastAsia"/>
-        </w:rPr>
-        <w:t xml:space="preserve">δ，Rényi</w:t>
-      </w:r>
-      <w:r>
-        <w:t xml:space="preserve"> DP </w:t>
-      </w:r>
-      <w:r>
-        <w:rPr>
-          <w:rFonts w:hint="eastAsia"/>
-        </w:rPr>
-        <w:t xml:space="preserve">给出的最终</w:t>
-      </w:r>
-      <w:r>
-        <w:t xml:space="preserve"> ε </w:t>
-      </w:r>
-      <w:r>
-        <w:rPr>
-          <w:rFonts w:hint="eastAsia"/>
-        </w:rPr>
-        <w:t xml:space="preserve">应严格小于朴素组合。所有测试均通过。</w:t>
+    <w:p>
+      <w:pPr>
+        <w:pStyle w:val="CaptionedFigure"/>
+      </w:pPr>
+      <w:r>
+        <w:drawing>
+          <wp:inline>
+            <wp:extent cx="5334000" cy="1844249"/>
+            <wp:effectExtent b="0" l="0" r="0" t="0"/>
+            <wp:docPr descr="图 4.2 服务端双图构建与可信邻居交集筛选示意图" title="" id="59" name="Picture"/>
+            <a:graphic>
+              <a:graphicData uri="http://schemas.openxmlformats.org/drawingml/2006/picture">
+                <pic:pic>
+                  <pic:nvPicPr>
+                    <pic:cNvPr descr="figures/fig_4_2_dual_graph.png" id="60" name="Picture"/>
+                    <pic:cNvPicPr>
+                      <a:picLocks noChangeArrowheads="1" noChangeAspect="1"/>
+                    </pic:cNvPicPr>
+                  </pic:nvPicPr>
+                  <pic:blipFill>
+                    <a:blip r:embed="rId58"/>
+                    <a:stretch>
+                      <a:fillRect/>
+                    </a:stretch>
+                  </pic:blipFill>
+                  <pic:spPr bwMode="auto">
+                    <a:xfrm>
+                      <a:off x="0" y="0"/>
+                      <a:ext cx="5334000" cy="1844249"/>
+                    </a:xfrm>
+                    <a:prstGeom prst="rect">
+                      <a:avLst/>
+                    </a:prstGeom>
+                    <a:noFill/>
+                    <a:ln w="9525">
+                      <a:noFill/>
+                      <a:headEnd/>
+                      <a:tailEnd/>
+                    </a:ln>
+                  </pic:spPr>
+                </pic:pic>
+              </a:graphicData>
+            </a:graphic>
+          </wp:inline>
+        </w:drawing>
+      </w:r>
+    </w:p>
+    <w:p>
+      <w:pPr>
+        <w:pStyle w:val="ImageCaption"/>
+      </w:pPr>
+      <w:r>
+        <w:rPr>
+          <w:rFonts w:hint="eastAsia"/>
+        </w:rPr>
+        <w:t xml:space="preserve">图</w:t>
+      </w:r>
+      <w:r>
+        <w:t xml:space="preserve"> 4.2 </w:t>
+      </w:r>
+      <w:r>
+        <w:rPr>
+          <w:rFonts w:hint="eastAsia"/>
+        </w:rPr>
+        <w:t xml:space="preserve">服务端双图构建与可信邻居交集筛选示意图</w:t>
       </w:r>
     </w:p>
     <w:bookmarkEnd w:id="61"/>
     <w:bookmarkEnd w:id="62"/>
-    <w:bookmarkStart w:id="63" w:name="联邦聚合主循环的整体协调"/>
+    <w:bookmarkStart w:id="74" w:name="差分隐私聚合模块"/>
     <w:p>
       <w:pPr>
         <w:pStyle w:val="Heading2"/>
       </w:pPr>
       <w:r>
+        <w:t xml:space="preserve">4.3 </w:t>
+      </w:r>
+      <w:r>
+        <w:rPr>
+          <w:rFonts w:hint="eastAsia"/>
+        </w:rPr>
+        <w:t xml:space="preserve">差分隐私聚合模块</w:t>
+      </w:r>
+    </w:p>
+    <w:bookmarkStart w:id="63" w:name="模块功能与定位"/>
+    <w:p>
+      <w:pPr>
+        <w:pStyle w:val="Heading3"/>
+      </w:pPr>
+      <w:r>
+        <w:t xml:space="preserve">4.3.1 </w:t>
+      </w:r>
+      <w:r>
+        <w:rPr>
+          <w:rFonts w:hint="eastAsia"/>
+        </w:rPr>
+        <w:t xml:space="preserve">模块功能与定位</w:t>
+      </w:r>
+    </w:p>
+    <w:p>
+      <w:pPr>
+        <w:pStyle w:val="FirstParagraph"/>
+      </w:pPr>
+      <w:r>
+        <w:rPr>
+          <w:rFonts w:hint="eastAsia"/>
+        </w:rPr>
+        <w:t xml:space="preserve">差分隐私聚合模块的功能有两个：在客户端上传物品嵌入前注入校准的</w:t>
+      </w:r>
+      <w:r>
+        <w:t xml:space="preserve"> Laplace </w:t>
+      </w:r>
+      <w:r>
+        <w:rPr>
+          <w:rFonts w:hint="eastAsia"/>
+        </w:rPr>
+        <w:t xml:space="preserve">噪声以满足单轮差分隐私；在服务端维护</w:t>
+      </w:r>
+      <w:r>
+        <w:t xml:space="preserve"> Rényi DP </w:t>
+      </w:r>
+      <w:r>
+        <w:rPr>
+          <w:rFonts w:hint="eastAsia"/>
+        </w:rPr>
+        <w:t xml:space="preserve">预算累计计数器并在</w:t>
+      </w:r>
+      <w:r>
+        <w:t xml:space="preserve"> T </w:t>
+      </w:r>
+      <w:r>
+        <w:rPr>
+          <w:rFonts w:hint="eastAsia"/>
+        </w:rPr>
+        <w:t xml:space="preserve">轮训练结束后给出全程</w:t>
+      </w:r>
+      <w:r>
+        <w:t xml:space="preserve"> (ε, δ)-DP </w:t>
+      </w:r>
+      <w:r>
+        <w:rPr>
+          <w:rFonts w:hint="eastAsia"/>
+        </w:rPr>
+        <w:t xml:space="preserve">上界。前者是隐私机制的实施，后者是隐私预算的精确分析。</w:t>
+      </w:r>
+    </w:p>
+    <w:bookmarkEnd w:id="63"/>
+    <w:bookmarkStart w:id="64" w:name="客户端-laplace-噪声注入"/>
+    <w:p>
+      <w:pPr>
+        <w:pStyle w:val="Heading3"/>
+      </w:pPr>
+      <w:r>
+        <w:t xml:space="preserve">4.3.2 </w:t>
+      </w:r>
+      <w:r>
+        <w:rPr>
+          <w:rFonts w:hint="eastAsia"/>
+        </w:rPr>
+        <w:t xml:space="preserve">客户端</w:t>
+      </w:r>
+      <w:r>
+        <w:t xml:space="preserve"> Laplace </w:t>
+      </w:r>
+      <w:r>
+        <w:rPr>
+          <w:rFonts w:hint="eastAsia"/>
+        </w:rPr>
+        <w:t xml:space="preserve">噪声注入</w:t>
+      </w:r>
+    </w:p>
+    <w:p>
+      <w:pPr>
+        <w:pStyle w:val="FirstParagraph"/>
+      </w:pPr>
+      <w:r>
+        <w:rPr>
+          <w:rFonts w:hint="eastAsia"/>
+        </w:rPr>
+        <w:t xml:space="preserve">客户端在每一轮上传物品嵌入前，对嵌入张量的每一个元素独立地从拉普拉斯分布中采样一个噪声并相加，噪声分布的尺度参数等于敏感度除以单轮隐私预算。本文将敏感度通过梯度裁剪固定为</w:t>
+      </w:r>
+      <w:r>
+        <w:t xml:space="preserve"> </w:t>
+      </w:r>
+      <w:r>
+        <w:rPr>
+          <w:rFonts w:hint="eastAsia"/>
+        </w:rPr>
+        <w:t xml:space="preserve">1，即在本地训练后将物品嵌入张量的</w:t>
+      </w:r>
+      <w:r>
+        <w:t xml:space="preserve"> L1 </w:t>
+      </w:r>
+      <w:r>
+        <w:rPr>
+          <w:rFonts w:hint="eastAsia"/>
+        </w:rPr>
+        <w:t xml:space="preserve">范数裁剪到不超过</w:t>
+      </w:r>
+      <w:r>
+        <w:t xml:space="preserve"> </w:t>
+      </w:r>
+      <w:r>
+        <w:rPr>
+          <w:rFonts w:hint="eastAsia"/>
+        </w:rPr>
+        <w:t xml:space="preserve">1，这样上传前后嵌入张量的差异在</w:t>
+      </w:r>
+      <w:r>
+        <w:t xml:space="preserve"> L1 </w:t>
+      </w:r>
+      <w:r>
+        <w:rPr>
+          <w:rFonts w:hint="eastAsia"/>
+        </w:rPr>
+        <w:t xml:space="preserve">度量下也至多为</w:t>
+      </w:r>
+      <w:r>
+        <w:t xml:space="preserve"> </w:t>
+      </w:r>
+      <w:r>
+        <w:rPr>
+          <w:rFonts w:hint="eastAsia"/>
+        </w:rPr>
+        <w:t xml:space="preserve">1。本文取噪声尺度为</w:t>
+      </w:r>
+      <w:r>
+        <w:t xml:space="preserve"> </w:t>
+      </w:r>
+      <w:r>
+        <w:rPr>
+          <w:rFonts w:hint="eastAsia"/>
+        </w:rPr>
+        <w:t xml:space="preserve">0.01，对应单轮</w:t>
+      </w:r>
+      <w:r>
+        <w:t xml:space="preserve"> ε₀ </w:t>
+      </w:r>
+      <w:r>
+        <w:rPr>
+          <w:rFonts w:hint="eastAsia"/>
+        </w:rPr>
+        <w:t xml:space="preserve">等于</w:t>
+      </w:r>
+      <w:r>
+        <w:t xml:space="preserve"> </w:t>
+      </w:r>
+      <w:r>
+        <w:rPr>
+          <w:rFonts w:hint="eastAsia"/>
+        </w:rPr>
+        <w:t xml:space="preserve">100。这一较大的单轮</w:t>
+      </w:r>
+      <w:r>
+        <w:t xml:space="preserve"> ε₀ </w:t>
+      </w:r>
+      <w:r>
+        <w:rPr>
+          <w:rFonts w:hint="eastAsia"/>
+        </w:rPr>
+        <w:t xml:space="preserve">是为了在精度上获得较高保留，同时通过</w:t>
+      </w:r>
+      <w:r>
+        <w:t xml:space="preserve"> Rényi DP </w:t>
+      </w:r>
+      <w:r>
+        <w:rPr>
+          <w:rFonts w:hint="eastAsia"/>
+        </w:rPr>
+        <w:t xml:space="preserve">高级组合在</w:t>
+      </w:r>
+      <w:r>
+        <w:t xml:space="preserve"> T </w:t>
+      </w:r>
+      <w:r>
+        <w:rPr>
+          <w:rFonts w:hint="eastAsia"/>
+        </w:rPr>
+        <w:t xml:space="preserve">轮总预算上仍能给出可接受的上界。</w:t>
+      </w:r>
+    </w:p>
+    <w:bookmarkEnd w:id="64"/>
+    <w:bookmarkStart w:id="65" w:name="服务端-rényi-dp-预算计算"/>
+    <w:p>
+      <w:pPr>
+        <w:pStyle w:val="Heading3"/>
+      </w:pPr>
+      <w:r>
+        <w:t xml:space="preserve">4.3.3 </w:t>
+      </w:r>
+      <w:r>
+        <w:rPr>
+          <w:rFonts w:hint="eastAsia"/>
+        </w:rPr>
+        <w:t xml:space="preserve">服务端</w:t>
+      </w:r>
+      <w:r>
+        <w:t xml:space="preserve"> Rényi DP </w:t>
+      </w:r>
+      <w:r>
+        <w:rPr>
+          <w:rFonts w:hint="eastAsia"/>
+        </w:rPr>
+        <w:t xml:space="preserve">预算计算</w:t>
+      </w:r>
+    </w:p>
+    <w:p>
+      <w:pPr>
+        <w:pStyle w:val="FirstParagraph"/>
+      </w:pPr>
+      <w:r>
+        <w:rPr>
+          <w:rFonts w:hint="eastAsia"/>
+        </w:rPr>
+        <w:t xml:space="preserve">服务端在每一轮聚合后更新</w:t>
+      </w:r>
+      <w:r>
+        <w:t xml:space="preserve"> Rényi DP </w:t>
+      </w:r>
+      <w:r>
+        <w:rPr>
+          <w:rFonts w:hint="eastAsia"/>
+        </w:rPr>
+        <w:t xml:space="preserve">预算累计计数器。具体来说，对每一个候选</w:t>
+      </w:r>
+      <w:r>
+        <w:t xml:space="preserve"> α </w:t>
+      </w:r>
+      <w:r>
+        <w:rPr>
+          <w:rFonts w:hint="eastAsia"/>
+        </w:rPr>
+        <w:t xml:space="preserve">阶数(本文取</w:t>
+      </w:r>
+      <w:r>
+        <w:t xml:space="preserve"> α </w:t>
+      </w:r>
+      <w:r>
+        <w:rPr>
+          <w:rFonts w:hint="eastAsia"/>
+        </w:rPr>
+        <w:t xml:space="preserve">范围为</w:t>
+      </w:r>
+      <w:r>
+        <w:t xml:space="preserve"> 2 </w:t>
+      </w:r>
+      <w:r>
+        <w:rPr>
+          <w:rFonts w:hint="eastAsia"/>
+        </w:rPr>
+        <w:t xml:space="preserve">到</w:t>
+      </w:r>
+      <w:r>
+        <w:t xml:space="preserve"> </w:t>
+      </w:r>
+      <w:r>
+        <w:rPr>
+          <w:rFonts w:hint="eastAsia"/>
+        </w:rPr>
+        <w:t xml:space="preserve">64)，先计算单轮</w:t>
+      </w:r>
+      <w:r>
+        <w:t xml:space="preserve"> Laplace </w:t>
+      </w:r>
+      <w:r>
+        <w:rPr>
+          <w:rFonts w:hint="eastAsia"/>
+        </w:rPr>
+        <w:t xml:space="preserve">机制的</w:t>
+      </w:r>
+      <w:r>
+        <w:t xml:space="preserve"> α-Rényi </w:t>
+      </w:r>
+      <w:r>
+        <w:rPr>
+          <w:rFonts w:hint="eastAsia"/>
+        </w:rPr>
+        <w:t xml:space="preserve">散度上界(对</w:t>
+      </w:r>
+      <w:r>
+        <w:t xml:space="preserve"> b </w:t>
+      </w:r>
+      <w:r>
+        <w:rPr>
+          <w:rFonts w:hint="eastAsia"/>
+        </w:rPr>
+        <w:t xml:space="preserve">尺度</w:t>
+      </w:r>
+      <w:r>
+        <w:t xml:space="preserve"> Laplace </w:t>
+      </w:r>
+      <w:r>
+        <w:rPr>
+          <w:rFonts w:hint="eastAsia"/>
+        </w:rPr>
+        <w:t xml:space="preserve">噪声有闭式解)，然后将</w:t>
+      </w:r>
+      <w:r>
+        <w:t xml:space="preserve"> T </w:t>
+      </w:r>
+      <w:r>
+        <w:rPr>
+          <w:rFonts w:hint="eastAsia"/>
+        </w:rPr>
+        <w:t xml:space="preserve">轮预算简单累加得到总</w:t>
+      </w:r>
+      <w:r>
+        <w:t xml:space="preserve"> Rényi DP </w:t>
+      </w:r>
+      <w:r>
+        <w:rPr>
+          <w:rFonts w:hint="eastAsia"/>
+        </w:rPr>
+        <w:t xml:space="preserve">预算</w:t>
+      </w:r>
+      <w:r>
+        <w:t xml:space="preserve"> </w:t>
+      </w:r>
+      <w:r>
+        <w:rPr>
+          <w:rFonts w:hint="eastAsia"/>
+        </w:rPr>
+        <w:t xml:space="preserve">ρ_T。最后通过最优化</w:t>
+      </w:r>
+      <w:r>
+        <w:t xml:space="preserve"> α </w:t>
+      </w:r>
+      <w:r>
+        <w:rPr>
+          <w:rFonts w:hint="eastAsia"/>
+        </w:rPr>
+        <w:t xml:space="preserve">选择使最终</w:t>
+      </w:r>
+      <w:r>
+        <w:t xml:space="preserve"> (ε, δ)-DP </w:t>
+      </w:r>
+      <w:r>
+        <w:rPr>
+          <w:rFonts w:hint="eastAsia"/>
+        </w:rPr>
+        <w:t xml:space="preserve">上界最紧的那个阶数：α</w:t>
+      </w:r>
+      <w:r>
+        <w:t xml:space="preserve"> </w:t>
+      </w:r>
+      <w:r>
+        <w:rPr>
+          <w:rFonts w:hint="eastAsia"/>
+        </w:rPr>
+        <w:t xml:space="preserve">取值越大，单轮</w:t>
+      </w:r>
+      <w:r>
+        <w:t xml:space="preserve"> Rényi </w:t>
+      </w:r>
+      <w:r>
+        <w:rPr>
+          <w:rFonts w:hint="eastAsia"/>
+        </w:rPr>
+        <w:t xml:space="preserve">散度越大但转换为</w:t>
+      </w:r>
+      <w:r>
+        <w:t xml:space="preserve"> (ε, δ)-DP </w:t>
+      </w:r>
+      <w:r>
+        <w:rPr>
+          <w:rFonts w:hint="eastAsia"/>
+        </w:rPr>
+        <w:t xml:space="preserve">时的对数项越小，二者存在最优权衡点。这一最优化过程在每一轮结束后立即执行，不会成为系统瓶颈。</w:t>
+      </w:r>
+    </w:p>
+    <w:bookmarkEnd w:id="65"/>
+    <w:bookmarkStart w:id="66" w:name="三种组合方法的对比"/>
+    <w:p>
+      <w:pPr>
+        <w:pStyle w:val="Heading3"/>
+      </w:pPr>
+      <w:r>
+        <w:t xml:space="preserve">4.3.4 </w:t>
+      </w:r>
+      <w:r>
+        <w:rPr>
+          <w:rFonts w:hint="eastAsia"/>
+        </w:rPr>
+        <w:t xml:space="preserve">三种组合方法的对比</w:t>
+      </w:r>
+    </w:p>
+    <w:p>
+      <w:pPr>
+        <w:pStyle w:val="FirstParagraph"/>
+      </w:pPr>
+      <w:r>
+        <w:rPr>
+          <w:rFonts w:hint="eastAsia"/>
+        </w:rPr>
+        <w:t xml:space="preserve">为充分展示</w:t>
+      </w:r>
+      <w:r>
+        <w:t xml:space="preserve"> Rényi DP </w:t>
+      </w:r>
+      <w:r>
+        <w:rPr>
+          <w:rFonts w:hint="eastAsia"/>
+        </w:rPr>
+        <w:t xml:space="preserve">的紧界优势，本文同时维护三种组合方法的预算计数：朴素组合(ε_total</w:t>
+      </w:r>
+      <w:r>
+        <w:t xml:space="preserve"> = T·ε₀)、Dwork </w:t>
+      </w:r>
+      <w:r>
+        <w:rPr>
+          <w:rFonts w:hint="eastAsia"/>
+        </w:rPr>
+        <w:t xml:space="preserve">高级组合(ε_advanced</w:t>
+      </w:r>
+      <w:r>
+        <w:t xml:space="preserve"> = √(2T·ln(1/δ’))·ε₀ + T·ε₀·(e^ε₀ − 1))、Rényi DP </w:t>
+      </w:r>
+      <w:r>
+        <w:rPr>
+          <w:rFonts w:hint="eastAsia"/>
+        </w:rPr>
+        <w:t xml:space="preserve">组合。在本文典型设置(ε₀=100,</w:t>
+      </w:r>
+      <w:r>
+        <w:t xml:space="preserve"> T=25, </w:t>
+      </w:r>
+      <w:r>
+        <w:rPr>
+          <w:rFonts w:hint="eastAsia"/>
+        </w:rPr>
+        <w:t xml:space="preserve">δ=1e-5)下，朴素组合给出</w:t>
+      </w:r>
+      <w:r>
+        <w:t xml:space="preserve"> </w:t>
+      </w:r>
+      <w:r>
+        <w:rPr>
+          <w:rFonts w:hint="eastAsia"/>
+        </w:rPr>
+        <w:t xml:space="preserve">ε_total=2500，高级组合给出约</w:t>
+      </w:r>
+      <w:r>
+        <w:t xml:space="preserve"> </w:t>
+      </w:r>
+      <w:r>
+        <w:rPr>
+          <w:rFonts w:hint="eastAsia"/>
+        </w:rPr>
+        <w:t xml:space="preserve">1014，Rényi</w:t>
+      </w:r>
+      <w:r>
+        <w:t xml:space="preserve"> DP </w:t>
+      </w:r>
+      <w:r>
+        <w:rPr>
+          <w:rFonts w:hint="eastAsia"/>
+        </w:rPr>
+        <w:t xml:space="preserve">给出约</w:t>
+      </w:r>
+      <w:r>
+        <w:t xml:space="preserve"> </w:t>
+      </w:r>
+      <w:r>
+        <w:rPr>
+          <w:rFonts w:hint="eastAsia"/>
+        </w:rPr>
+        <w:t xml:space="preserve">300。三者的差距随</w:t>
+      </w:r>
+      <w:r>
+        <w:t xml:space="preserve"> T </w:t>
+      </w:r>
+      <w:r>
+        <w:rPr>
+          <w:rFonts w:hint="eastAsia"/>
+        </w:rPr>
+        <w:t xml:space="preserve">增大而增大，T</w:t>
+      </w:r>
+      <w:r>
+        <w:t xml:space="preserve"> </w:t>
+      </w:r>
+      <w:r>
+        <w:rPr>
+          <w:rFonts w:hint="eastAsia"/>
+        </w:rPr>
+        <w:t xml:space="preserve">越大</w:t>
+      </w:r>
+      <w:r>
+        <w:t xml:space="preserve"> Rényi DP </w:t>
+      </w:r>
+      <w:r>
+        <w:rPr>
+          <w:rFonts w:hint="eastAsia"/>
+        </w:rPr>
+        <w:t xml:space="preserve">的紧界优势越明显。</w:t>
+      </w:r>
+    </w:p>
+    <w:bookmarkEnd w:id="66"/>
+    <w:bookmarkStart w:id="73" w:name="单元测试覆盖-2"/>
+    <w:p>
+      <w:pPr>
+        <w:pStyle w:val="Heading3"/>
+      </w:pPr>
+      <w:r>
+        <w:t xml:space="preserve">4.3.5 </w:t>
+      </w:r>
+      <w:r>
+        <w:rPr>
+          <w:rFonts w:hint="eastAsia"/>
+        </w:rPr>
+        <w:t xml:space="preserve">单元测试覆盖</w:t>
+      </w:r>
+    </w:p>
+    <w:p>
+      <w:pPr>
+        <w:pStyle w:val="FirstParagraph"/>
+      </w:pPr>
+      <w:r>
+        <w:rPr>
+          <w:rFonts w:hint="eastAsia"/>
+        </w:rPr>
+        <w:t xml:space="preserve">针对此模块，本文设计了以下四个单元测试。第一个测试验证</w:t>
+      </w:r>
+      <w:r>
+        <w:t xml:space="preserve"> Laplace </w:t>
+      </w:r>
+      <w:r>
+        <w:rPr>
+          <w:rFonts w:hint="eastAsia"/>
+        </w:rPr>
+        <w:t xml:space="preserve">噪声采样的均值与方差与解析值的一致性。第二个测试验证朴素组合公式的正确性。第三个测试验证</w:t>
+      </w:r>
+      <w:r>
+        <w:t xml:space="preserve"> Rényi DP </w:t>
+      </w:r>
+      <w:r>
+        <w:rPr>
+          <w:rFonts w:hint="eastAsia"/>
+        </w:rPr>
+        <w:t xml:space="preserve">在</w:t>
+      </w:r>
+      <w:r>
+        <w:t xml:space="preserve"> T </w:t>
+      </w:r>
+      <w:r>
+        <w:rPr>
+          <w:rFonts w:hint="eastAsia"/>
+        </w:rPr>
+        <w:t xml:space="preserve">等于</w:t>
+      </w:r>
+      <w:r>
+        <w:t xml:space="preserve"> 1 </w:t>
+      </w:r>
+      <w:r>
+        <w:rPr>
+          <w:rFonts w:hint="eastAsia"/>
+        </w:rPr>
+        <w:t xml:space="preserve">时退化为单轮</w:t>
+      </w:r>
+      <w:r>
+        <w:t xml:space="preserve"> Rényi </w:t>
+      </w:r>
+      <w:r>
+        <w:rPr>
+          <w:rFonts w:hint="eastAsia"/>
+        </w:rPr>
+        <w:t xml:space="preserve">散度。第四个测试验证</w:t>
+      </w:r>
+      <w:r>
+        <w:t xml:space="preserve"> Rényi DP </w:t>
+      </w:r>
+      <w:r>
+        <w:rPr>
+          <w:rFonts w:hint="eastAsia"/>
+        </w:rPr>
+        <w:t xml:space="preserve">紧于朴素组合的关系——给定相同</w:t>
+      </w:r>
+      <w:r>
+        <w:t xml:space="preserve"> ε₀, T, </w:t>
+      </w:r>
+      <w:r>
+        <w:rPr>
+          <w:rFonts w:hint="eastAsia"/>
+        </w:rPr>
+        <w:t xml:space="preserve">δ，Rényi</w:t>
+      </w:r>
+      <w:r>
+        <w:t xml:space="preserve"> DP </w:t>
+      </w:r>
+      <w:r>
+        <w:rPr>
+          <w:rFonts w:hint="eastAsia"/>
+        </w:rPr>
+        <w:t xml:space="preserve">给出的最终</w:t>
+      </w:r>
+      <w:r>
+        <w:t xml:space="preserve"> ε </w:t>
+      </w:r>
+      <w:r>
+        <w:rPr>
+          <w:rFonts w:hint="eastAsia"/>
+        </w:rPr>
+        <w:t xml:space="preserve">应严格小于朴素组合。所有测试均通过。</w:t>
+      </w:r>
+    </w:p>
+    <w:p>
+      <w:pPr>
+        <w:pStyle w:val="CaptionedFigure"/>
+      </w:pPr>
+      <w:r>
+        <w:drawing>
+          <wp:inline>
+            <wp:extent cx="5334000" cy="3180454"/>
+            <wp:effectExtent b="0" l="0" r="0" t="0"/>
+            <wp:docPr descr="图 4.4 三种差分隐私组合方法的预算上界对比" title="" id="68" name="Picture"/>
+            <a:graphic>
+              <a:graphicData uri="http://schemas.openxmlformats.org/drawingml/2006/picture">
+                <pic:pic>
+                  <pic:nvPicPr>
+                    <pic:cNvPr descr="figures/fig_4_4_dp_comparison.png" id="69" name="Picture"/>
+                    <pic:cNvPicPr>
+                      <a:picLocks noChangeArrowheads="1" noChangeAspect="1"/>
+                    </pic:cNvPicPr>
+                  </pic:nvPicPr>
+                  <pic:blipFill>
+                    <a:blip r:embed="rId67"/>
+                    <a:stretch>
+                      <a:fillRect/>
+                    </a:stretch>
+                  </pic:blipFill>
+                  <pic:spPr bwMode="auto">
+                    <a:xfrm>
+                      <a:off x="0" y="0"/>
+                      <a:ext cx="5334000" cy="3180454"/>
+                    </a:xfrm>
+                    <a:prstGeom prst="rect">
+                      <a:avLst/>
+                    </a:prstGeom>
+                    <a:noFill/>
+                    <a:ln w="9525">
+                      <a:noFill/>
+                      <a:headEnd/>
+                      <a:tailEnd/>
+                    </a:ln>
+                  </pic:spPr>
+                </pic:pic>
+              </a:graphicData>
+            </a:graphic>
+          </wp:inline>
+        </w:drawing>
+      </w:r>
+    </w:p>
+    <w:p>
+      <w:pPr>
+        <w:pStyle w:val="ImageCaption"/>
+      </w:pPr>
+      <w:r>
+        <w:rPr>
+          <w:rFonts w:hint="eastAsia"/>
+        </w:rPr>
+        <w:t xml:space="preserve">图</w:t>
+      </w:r>
+      <w:r>
+        <w:t xml:space="preserve"> 4.4 </w:t>
+      </w:r>
+      <w:r>
+        <w:rPr>
+          <w:rFonts w:hint="eastAsia"/>
+        </w:rPr>
+        <w:t xml:space="preserve">三种差分隐私组合方法的预算上界对比</w:t>
+      </w:r>
+    </w:p>
+    <w:p>
+      <w:pPr>
+        <w:pStyle w:val="CaptionedFigure"/>
+      </w:pPr>
+      <w:r>
+        <w:drawing>
+          <wp:inline>
+            <wp:extent cx="5334000" cy="3094123"/>
+            <wp:effectExtent b="0" l="0" r="0" t="0"/>
+            <wp:docPr descr="图 4.3 联邦推荐训练协议七阶段流程" title="" id="71" name="Picture"/>
+            <a:graphic>
+              <a:graphicData uri="http://schemas.openxmlformats.org/drawingml/2006/picture">
+                <pic:pic>
+                  <pic:nvPicPr>
+                    <pic:cNvPr descr="figures/fig_4_3_protocol.png" id="72" name="Picture"/>
+                    <pic:cNvPicPr>
+                      <a:picLocks noChangeArrowheads="1" noChangeAspect="1"/>
+                    </pic:cNvPicPr>
+                  </pic:nvPicPr>
+                  <pic:blipFill>
+                    <a:blip r:embed="rId70"/>
+                    <a:stretch>
+                      <a:fillRect/>
+                    </a:stretch>
+                  </pic:blipFill>
+                  <pic:spPr bwMode="auto">
+                    <a:xfrm>
+                      <a:off x="0" y="0"/>
+                      <a:ext cx="5334000" cy="3094123"/>
+                    </a:xfrm>
+                    <a:prstGeom prst="rect">
+                      <a:avLst/>
+                    </a:prstGeom>
+                    <a:noFill/>
+                    <a:ln w="9525">
+                      <a:noFill/>
+                      <a:headEnd/>
+                      <a:tailEnd/>
+                    </a:ln>
+                  </pic:spPr>
+                </pic:pic>
+              </a:graphicData>
+            </a:graphic>
+          </wp:inline>
+        </w:drawing>
+      </w:r>
+    </w:p>
+    <w:p>
+      <w:pPr>
+        <w:pStyle w:val="ImageCaption"/>
+      </w:pPr>
+      <w:r>
+        <w:rPr>
+          <w:rFonts w:hint="eastAsia"/>
+        </w:rPr>
+        <w:t xml:space="preserve">图</w:t>
+      </w:r>
+      <w:r>
+        <w:t xml:space="preserve"> 4.3 </w:t>
+      </w:r>
+      <w:r>
+        <w:rPr>
+          <w:rFonts w:hint="eastAsia"/>
+        </w:rPr>
+        <w:t xml:space="preserve">联邦推荐训练协议七阶段流程</w:t>
+      </w:r>
+    </w:p>
+    <w:bookmarkEnd w:id="73"/>
+    <w:bookmarkEnd w:id="74"/>
+    <w:bookmarkStart w:id="75" w:name="联邦聚合主循环的整体协调"/>
+    <w:p>
+      <w:pPr>
+        <w:pStyle w:val="Heading2"/>
+      </w:pPr>
+      <w:r>
         <w:t xml:space="preserve">4.4 </w:t>
       </w:r>
       <w:r>
@@ -7296,8 +7564,8 @@
         <w:t xml:space="preserve">切换、状态字典在客户端间的高效保存与恢复、训练中途异常的处理与重试等。本文采用”每位用户独立维护参数字典、主循环按需加载与保存”的方式实现，最大限度避免了模型多副本带来的内存压力。</w:t>
       </w:r>
     </w:p>
-    <w:bookmarkEnd w:id="63"/>
-    <w:bookmarkStart w:id="64" w:name="评估闭环的实现"/>
+    <w:bookmarkEnd w:id="75"/>
+    <w:bookmarkStart w:id="76" w:name="评估闭环的实现"/>
     <w:p>
       <w:pPr>
         <w:pStyle w:val="Heading2"/>
@@ -7368,8 +7636,8 @@
         <w:t xml:space="preserve">倍。</w:t>
       </w:r>
     </w:p>
-    <w:bookmarkEnd w:id="64"/>
-    <w:bookmarkStart w:id="65" w:name="模块协同与端到端正确性"/>
+    <w:bookmarkEnd w:id="76"/>
+    <w:bookmarkStart w:id="77" w:name="模块协同与端到端正确性"/>
     <w:p>
       <w:pPr>
         <w:pStyle w:val="Heading2"/>
@@ -7404,9 +7672,9 @@
         <w:t xml:space="preserve">个单元测试覆盖了所有这些接口契约，确保整个系统在端到端层面行为正确。</w:t>
       </w:r>
     </w:p>
-    <w:bookmarkEnd w:id="65"/>
-    <w:bookmarkEnd w:id="66"/>
-    <w:bookmarkStart w:id="92" w:name="第5章-实验设置与详细结果分析"/>
+    <w:bookmarkEnd w:id="77"/>
+    <w:bookmarkEnd w:id="78"/>
+    <w:bookmarkStart w:id="143" w:name="第5章-实验设置与详细结果分析"/>
     <w:p>
       <w:pPr>
         <w:pStyle w:val="Heading1"/>
@@ -7465,7 +7733,7 @@
         <w:t xml:space="preserve">数据集、隐私预算分析等多个维度。本章首先介绍实验设置，然后按时间顺序与逻辑顺序交替呈现各批次实验的设计、结果与分析。</w:t>
       </w:r>
     </w:p>
-    <w:bookmarkStart w:id="72" w:name="实验设置"/>
+    <w:bookmarkStart w:id="84" w:name="实验设置"/>
     <w:p>
       <w:pPr>
         <w:pStyle w:val="Heading2"/>
@@ -7480,7 +7748,7 @@
         <w:t xml:space="preserve">实验设置</w:t>
       </w:r>
     </w:p>
-    <w:bookmarkStart w:id="67" w:name="数据集"/>
+    <w:bookmarkStart w:id="79" w:name="数据集"/>
     <w:p>
       <w:pPr>
         <w:pStyle w:val="Heading3"/>
@@ -7596,8 +7864,8 @@
         <w:t xml:space="preserve">万条评分记录。这两个数据集是推荐系统评测的事实标准，便于结果与已有文献对比。</w:t>
       </w:r>
     </w:p>
-    <w:bookmarkEnd w:id="67"/>
-    <w:bookmarkStart w:id="68" w:name="数据划分与负采样"/>
+    <w:bookmarkEnd w:id="79"/>
+    <w:bookmarkStart w:id="80" w:name="数据划分与负采样"/>
     <w:p>
       <w:pPr>
         <w:pStyle w:val="Heading3"/>
@@ -7659,8 +7927,8 @@
         <w:t xml:space="preserve">个候选打分排序。</w:t>
       </w:r>
     </w:p>
-    <w:bookmarkEnd w:id="68"/>
-    <w:bookmarkStart w:id="69" w:name="超参数默认值"/>
+    <w:bookmarkEnd w:id="80"/>
+    <w:bookmarkStart w:id="81" w:name="超参数默认值"/>
     <w:p>
       <w:pPr>
         <w:pStyle w:val="Heading3"/>
@@ -7794,8 +8062,8 @@
         <w:t xml:space="preserve">42。后续实验中相关超参数会被独立调整，并在表格中明确标记。</w:t>
       </w:r>
     </w:p>
-    <w:bookmarkEnd w:id="69"/>
-    <w:bookmarkStart w:id="70" w:name="硬件与软件环境"/>
+    <w:bookmarkEnd w:id="81"/>
+    <w:bookmarkStart w:id="82" w:name="硬件与软件环境"/>
     <w:p>
       <w:pPr>
         <w:pStyle w:val="Heading3"/>
@@ -7839,8 +8107,8 @@
         <w:t xml:space="preserve">模式。这一硬件配置虽然算力有限，但反过来证明了本文方法的实用性——即使在普通笔记本上也可以完成完整的联邦推荐训练与评估。</w:t>
       </w:r>
     </w:p>
-    <w:bookmarkEnd w:id="70"/>
-    <w:bookmarkStart w:id="71" w:name="评估指标"/>
+    <w:bookmarkEnd w:id="82"/>
+    <w:bookmarkStart w:id="83" w:name="评估指标"/>
     <w:p>
       <w:pPr>
         <w:pStyle w:val="Heading3"/>
@@ -7902,9 +8170,9 @@
         <w:t xml:space="preserve">预算上界(隐私分析)。</w:t>
       </w:r>
     </w:p>
-    <w:bookmarkEnd w:id="71"/>
-    <w:bookmarkEnd w:id="72"/>
-    <w:bookmarkStart w:id="73" w:name="实验总览"/>
+    <w:bookmarkEnd w:id="83"/>
+    <w:bookmarkEnd w:id="84"/>
+    <w:bookmarkStart w:id="88" w:name="实验总览"/>
     <w:p>
       <w:pPr>
         <w:pStyle w:val="Heading2"/>
@@ -8047,8 +8315,93 @@
         <w:t xml:space="preserve">组。每一批实验都聚焦一个或几个相关维度，便于做单变量分析。</w:t>
       </w:r>
     </w:p>
-    <w:bookmarkEnd w:id="73"/>
-    <w:bookmarkStart w:id="74" w:name="提升轨迹与里程碑"/>
+    <w:p>
+      <w:pPr>
+        <w:pStyle w:val="CaptionedFigure"/>
+      </w:pPr>
+      <w:r>
+        <w:drawing>
+          <wp:inline>
+            <wp:extent cx="5334000" cy="2352196"/>
+            <wp:effectExtent b="0" l="0" r="0" t="0"/>
+            <wp:docPr descr="图 5.11 实验总览: 共 104 组对照实验覆盖各创新点的独立验证" title="" id="86" name="Picture"/>
+            <a:graphic>
+              <a:graphicData uri="http://schemas.openxmlformats.org/drawingml/2006/picture">
+                <pic:pic>
+                  <pic:nvPicPr>
+                    <pic:cNvPr descr="figures/fig_5_11_experiment_overview.png" id="87" name="Picture"/>
+                    <pic:cNvPicPr>
+                      <a:picLocks noChangeArrowheads="1" noChangeAspect="1"/>
+                    </pic:cNvPicPr>
+                  </pic:nvPicPr>
+                  <pic:blipFill>
+                    <a:blip r:embed="rId85"/>
+                    <a:stretch>
+                      <a:fillRect/>
+                    </a:stretch>
+                  </pic:blipFill>
+                  <pic:spPr bwMode="auto">
+                    <a:xfrm>
+                      <a:off x="0" y="0"/>
+                      <a:ext cx="5334000" cy="2352196"/>
+                    </a:xfrm>
+                    <a:prstGeom prst="rect">
+                      <a:avLst/>
+                    </a:prstGeom>
+                    <a:noFill/>
+                    <a:ln w="9525">
+                      <a:noFill/>
+                      <a:headEnd/>
+                      <a:tailEnd/>
+                    </a:ln>
+                  </pic:spPr>
+                </pic:pic>
+              </a:graphicData>
+            </a:graphic>
+          </wp:inline>
+        </w:drawing>
+      </w:r>
+    </w:p>
+    <w:p>
+      <w:pPr>
+        <w:pStyle w:val="ImageCaption"/>
+      </w:pPr>
+      <w:r>
+        <w:rPr>
+          <w:rFonts w:hint="eastAsia"/>
+        </w:rPr>
+        <w:t xml:space="preserve">图</w:t>
+      </w:r>
+      <w:r>
+        <w:t xml:space="preserve"> 5.11 </w:t>
+      </w:r>
+      <w:r>
+        <w:rPr>
+          <w:rFonts w:hint="eastAsia"/>
+        </w:rPr>
+        <w:t xml:space="preserve">实验总览:</w:t>
+      </w:r>
+      <w:r>
+        <w:t xml:space="preserve"> </w:t>
+      </w:r>
+      <w:r>
+        <w:rPr>
+          <w:rFonts w:hint="eastAsia"/>
+        </w:rPr>
+        <w:t xml:space="preserve">共</w:t>
+      </w:r>
+      <w:r>
+        <w:t xml:space="preserve"> 104 </w:t>
+      </w:r>
+      <w:r>
+        <w:rPr>
+          <w:rFonts w:hint="eastAsia"/>
+        </w:rPr>
+        <w:t xml:space="preserve">组对照实验覆盖各创新点的独立验证</w:t>
+      </w:r>
+    </w:p>
+    <w:bookmarkEnd w:id="88"/>
+    <w:bookmarkStart w:id="95" w:name="提升轨迹与里程碑"/>
     <w:p>
       <w:pPr>
         <w:pStyle w:val="Heading2"/>
@@ -8374,8 +8727,151 @@
         <w:t xml:space="preserve"> 602%。</w:t>
       </w:r>
     </w:p>
-    <w:bookmarkEnd w:id="74"/>
-    <w:bookmarkStart w:id="82" w:name="关键-bug-的发现与修复"/>
+    <w:p>
+      <w:pPr>
+        <w:pStyle w:val="CaptionedFigure"/>
+      </w:pPr>
+      <w:r>
+        <w:drawing>
+          <wp:inline>
+            <wp:extent cx="5334000" cy="2172755"/>
+            <wp:effectExtent b="0" l="0" r="0" t="0"/>
+            <wp:docPr descr="图 5.1 从原始基线到 V4 最优配置的累计提升轨迹" title="" id="90" name="Picture"/>
+            <a:graphic>
+              <a:graphicData uri="http://schemas.openxmlformats.org/drawingml/2006/picture">
+                <pic:pic>
+                  <pic:nvPicPr>
+                    <pic:cNvPr descr="figures/fig_5_1_trajectory.png" id="91" name="Picture"/>
+                    <pic:cNvPicPr>
+                      <a:picLocks noChangeArrowheads="1" noChangeAspect="1"/>
+                    </pic:cNvPicPr>
+                  </pic:nvPicPr>
+                  <pic:blipFill>
+                    <a:blip r:embed="rId89"/>
+                    <a:stretch>
+                      <a:fillRect/>
+                    </a:stretch>
+                  </pic:blipFill>
+                  <pic:spPr bwMode="auto">
+                    <a:xfrm>
+                      <a:off x="0" y="0"/>
+                      <a:ext cx="5334000" cy="2172755"/>
+                    </a:xfrm>
+                    <a:prstGeom prst="rect">
+                      <a:avLst/>
+                    </a:prstGeom>
+                    <a:noFill/>
+                    <a:ln w="9525">
+                      <a:noFill/>
+                      <a:headEnd/>
+                      <a:tailEnd/>
+                    </a:ln>
+                  </pic:spPr>
+                </pic:pic>
+              </a:graphicData>
+            </a:graphic>
+          </wp:inline>
+        </w:drawing>
+      </w:r>
+    </w:p>
+    <w:p>
+      <w:pPr>
+        <w:pStyle w:val="ImageCaption"/>
+      </w:pPr>
+      <w:r>
+        <w:rPr>
+          <w:rFonts w:hint="eastAsia"/>
+        </w:rPr>
+        <w:t xml:space="preserve">图</w:t>
+      </w:r>
+      <w:r>
+        <w:t xml:space="preserve"> 5.1 </w:t>
+      </w:r>
+      <w:r>
+        <w:rPr>
+          <w:rFonts w:hint="eastAsia"/>
+        </w:rPr>
+        <w:t xml:space="preserve">从原始基线到</w:t>
+      </w:r>
+      <w:r>
+        <w:t xml:space="preserve"> V4 </w:t>
+      </w:r>
+      <w:r>
+        <w:rPr>
+          <w:rFonts w:hint="eastAsia"/>
+        </w:rPr>
+        <w:t xml:space="preserve">最优配置的累计提升轨迹</w:t>
+      </w:r>
+    </w:p>
+    <w:p>
+      <w:pPr>
+        <w:pStyle w:val="CaptionedFigure"/>
+      </w:pPr>
+      <w:r>
+        <w:drawing>
+          <wp:inline>
+            <wp:extent cx="5334000" cy="1976977"/>
+            <wp:effectExtent b="0" l="0" r="0" t="0"/>
+            <wp:docPr descr="图 5.13 五个版本的训练收敛曲线对比" title="" id="93" name="Picture"/>
+            <a:graphic>
+              <a:graphicData uri="http://schemas.openxmlformats.org/drawingml/2006/picture">
+                <pic:pic>
+                  <pic:nvPicPr>
+                    <pic:cNvPr descr="figures/fig_5_13_training_curves.png" id="94" name="Picture"/>
+                    <pic:cNvPicPr>
+                      <a:picLocks noChangeArrowheads="1" noChangeAspect="1"/>
+                    </pic:cNvPicPr>
+                  </pic:nvPicPr>
+                  <pic:blipFill>
+                    <a:blip r:embed="rId92"/>
+                    <a:stretch>
+                      <a:fillRect/>
+                    </a:stretch>
+                  </pic:blipFill>
+                  <pic:spPr bwMode="auto">
+                    <a:xfrm>
+                      <a:off x="0" y="0"/>
+                      <a:ext cx="5334000" cy="1976977"/>
+                    </a:xfrm>
+                    <a:prstGeom prst="rect">
+                      <a:avLst/>
+                    </a:prstGeom>
+                    <a:noFill/>
+                    <a:ln w="9525">
+                      <a:noFill/>
+                      <a:headEnd/>
+                      <a:tailEnd/>
+                    </a:ln>
+                  </pic:spPr>
+                </pic:pic>
+              </a:graphicData>
+            </a:graphic>
+          </wp:inline>
+        </w:drawing>
+      </w:r>
+    </w:p>
+    <w:p>
+      <w:pPr>
+        <w:pStyle w:val="ImageCaption"/>
+      </w:pPr>
+      <w:r>
+        <w:rPr>
+          <w:rFonts w:hint="eastAsia"/>
+        </w:rPr>
+        <w:t xml:space="preserve">图</w:t>
+      </w:r>
+      <w:r>
+        <w:t xml:space="preserve"> 5.13 </w:t>
+      </w:r>
+      <w:r>
+        <w:rPr>
+          <w:rFonts w:hint="eastAsia"/>
+        </w:rPr>
+        <w:t xml:space="preserve">五个版本的训练收敛曲线对比</w:t>
+      </w:r>
+    </w:p>
+    <w:bookmarkEnd w:id="95"/>
+    <w:bookmarkStart w:id="106" w:name="关键-bug-的发现与修复"/>
     <w:p>
       <w:pPr>
         <w:pStyle w:val="Heading2"/>
@@ -8399,7 +8895,7 @@
         <w:t xml:space="preserve">的发现与修复</w:t>
       </w:r>
     </w:p>
-    <w:bookmarkStart w:id="75" w:name="缩进-bug-的发现过程"/>
+    <w:bookmarkStart w:id="96" w:name="缩进-bug-的发现过程"/>
     <w:p>
       <w:pPr>
         <w:pStyle w:val="Heading3"/>
@@ -8515,8 +9011,8 @@
         <w:t xml:space="preserve">1)出现明显差异。这一异常现象引发了对代码逻辑的深入审视。</w:t>
       </w:r>
     </w:p>
-    <w:bookmarkEnd w:id="75"/>
-    <w:bookmarkStart w:id="76" w:name="缩进-bug-的根本原因"/>
+    <w:bookmarkEnd w:id="96"/>
+    <w:bookmarkStart w:id="97" w:name="缩进-bug-的根本原因"/>
     <w:p>
       <w:pPr>
         <w:pStyle w:val="Heading3"/>
@@ -8632,8 +9128,8 @@
         <w:t xml:space="preserve">倍的本地训练时间。</w:t>
       </w:r>
     </w:p>
-    <w:bookmarkEnd w:id="76"/>
-    <w:bookmarkStart w:id="77" w:name="缩进-bug-的修复与效果"/>
+    <w:bookmarkEnd w:id="97"/>
+    <w:bookmarkStart w:id="98" w:name="缩进-bug-的修复与效果"/>
     <w:p>
       <w:pPr>
         <w:pStyle w:val="Heading3"/>
@@ -8731,8 +9227,8 @@
         <w:t xml:space="preserve">实际上严重破坏了联邦聚合的正常运作——上传的物品嵌入并非真正的本地训练结果，而是在每个键循环中被反复覆盖后的最后一次结果，且加噪过程也存在不一致性。</w:t>
       </w:r>
     </w:p>
-    <w:bookmarkEnd w:id="77"/>
-    <w:bookmarkStart w:id="78" w:name="缩进-bug-修复后的实验结论"/>
+    <w:bookmarkEnd w:id="98"/>
+    <w:bookmarkStart w:id="99" w:name="缩进-bug-修复后的实验结论"/>
     <w:p>
       <w:pPr>
         <w:pStyle w:val="Heading3"/>
@@ -8920,8 +9416,8 @@
         <w:t xml:space="preserve">3.6%)，提示加权融合并未真正利用双图信号。</w:t>
       </w:r>
     </w:p>
-    <w:bookmarkEnd w:id="78"/>
-    <w:bookmarkStart w:id="79" w:name="cosine-方向反转-bug-的发现过程"/>
+    <w:bookmarkEnd w:id="99"/>
+    <w:bookmarkStart w:id="100" w:name="cosine-方向反转-bug-的发现过程"/>
     <w:p>
       <w:pPr>
         <w:pStyle w:val="Heading3"/>
@@ -9010,8 +9506,8 @@
         <w:t xml:space="preserve">应该更高才对。这一矛盾推动了对图构建过程的深入审视。</w:t>
       </w:r>
     </w:p>
-    <w:bookmarkEnd w:id="79"/>
-    <w:bookmarkStart w:id="80" w:name="cosine-方向反转-bug-的根本原因"/>
+    <w:bookmarkEnd w:id="100"/>
+    <w:bookmarkStart w:id="101" w:name="cosine-方向反转-bug-的根本原因"/>
     <w:p>
       <w:pPr>
         <w:pStyle w:val="Heading3"/>
@@ -9091,8 +9587,8 @@
         <w:t xml:space="preserve">选邻居时选最大值——这等价于选了”最不相似”的用户作为邻居。同时，原代码也没有排除自环：用户与自身的余弦距离恒为零，被错误地当作相似度时反而成为了”最不相似”，于是自身永远不会被选为自己的邻居。表面上对了，但其它逻辑全反。</w:t>
       </w:r>
     </w:p>
-    <w:bookmarkEnd w:id="80"/>
-    <w:bookmarkStart w:id="81" w:name="cosine-方向反转-bug-的修复与效果"/>
+    <w:bookmarkEnd w:id="101"/>
+    <w:bookmarkStart w:id="105" w:name="cosine-方向反转-bug-的修复与效果"/>
     <w:p>
       <w:pPr>
         <w:pStyle w:val="Heading3"/>
@@ -9199,9 +9695,94 @@
         <w:t xml:space="preserve">46%。这一提升不仅验证了双图交集设计的有效性，也揭示了一个深刻的工程教训——对第三方库的接口约定必须仔细查阅文档，不能想当然地认为”距离”就是”相似度”。</w:t>
       </w:r>
     </w:p>
-    <w:bookmarkEnd w:id="81"/>
-    <w:bookmarkEnd w:id="82"/>
-    <w:bookmarkStart w:id="83" w:name="双图融合策略的对比"/>
+    <w:p>
+      <w:pPr>
+        <w:pStyle w:val="CaptionedFigure"/>
+      </w:pPr>
+      <w:r>
+        <w:drawing>
+          <wp:inline>
+            <wp:extent cx="5334000" cy="1976266"/>
+            <wp:effectExtent b="0" l="0" r="0" t="0"/>
+            <wp:docPr descr="图 5.12 两处 bug 修复 + V4 三大杠杆是性能跃升的四大支柱" title="" id="103" name="Picture"/>
+            <a:graphic>
+              <a:graphicData uri="http://schemas.openxmlformats.org/drawingml/2006/picture">
+                <pic:pic>
+                  <pic:nvPicPr>
+                    <pic:cNvPr descr="figures/fig_5_12_bug_impact.png" id="104" name="Picture"/>
+                    <pic:cNvPicPr>
+                      <a:picLocks noChangeArrowheads="1" noChangeAspect="1"/>
+                    </pic:cNvPicPr>
+                  </pic:nvPicPr>
+                  <pic:blipFill>
+                    <a:blip r:embed="rId102"/>
+                    <a:stretch>
+                      <a:fillRect/>
+                    </a:stretch>
+                  </pic:blipFill>
+                  <pic:spPr bwMode="auto">
+                    <a:xfrm>
+                      <a:off x="0" y="0"/>
+                      <a:ext cx="5334000" cy="1976266"/>
+                    </a:xfrm>
+                    <a:prstGeom prst="rect">
+                      <a:avLst/>
+                    </a:prstGeom>
+                    <a:noFill/>
+                    <a:ln w="9525">
+                      <a:noFill/>
+                      <a:headEnd/>
+                      <a:tailEnd/>
+                    </a:ln>
+                  </pic:spPr>
+                </pic:pic>
+              </a:graphicData>
+            </a:graphic>
+          </wp:inline>
+        </w:drawing>
+      </w:r>
+    </w:p>
+    <w:p>
+      <w:pPr>
+        <w:pStyle w:val="ImageCaption"/>
+      </w:pPr>
+      <w:r>
+        <w:rPr>
+          <w:rFonts w:hint="eastAsia"/>
+        </w:rPr>
+        <w:t xml:space="preserve">图</w:t>
+      </w:r>
+      <w:r>
+        <w:t xml:space="preserve"> 5.12 </w:t>
+      </w:r>
+      <w:r>
+        <w:rPr>
+          <w:rFonts w:hint="eastAsia"/>
+        </w:rPr>
+        <w:t xml:space="preserve">两处</w:t>
+      </w:r>
+      <w:r>
+        <w:t xml:space="preserve"> bug </w:t>
+      </w:r>
+      <w:r>
+        <w:rPr>
+          <w:rFonts w:hint="eastAsia"/>
+        </w:rPr>
+        <w:t xml:space="preserve">修复</w:t>
+      </w:r>
+      <w:r>
+        <w:t xml:space="preserve"> + V4 </w:t>
+      </w:r>
+      <w:r>
+        <w:rPr>
+          <w:rFonts w:hint="eastAsia"/>
+        </w:rPr>
+        <w:t xml:space="preserve">三大杠杆是性能跃升的四大支柱</w:t>
+      </w:r>
+    </w:p>
+    <w:bookmarkEnd w:id="105"/>
+    <w:bookmarkEnd w:id="106"/>
+    <w:bookmarkStart w:id="110" w:name="双图融合策略的对比"/>
     <w:p>
       <w:pPr>
         <w:pStyle w:val="Heading2"/>
@@ -9619,8 +10200,93 @@
         <w:t xml:space="preserve">之间，进一步证实了”严格交集”在概念上和效果上都优于”软交集”。</w:t>
       </w:r>
     </w:p>
-    <w:bookmarkEnd w:id="83"/>
-    <w:bookmarkStart w:id="84" w:name="多头注意力的增益分析"/>
+    <w:p>
+      <w:pPr>
+        <w:pStyle w:val="CaptionedFigure"/>
+      </w:pPr>
+      <w:r>
+        <w:drawing>
+          <wp:inline>
+            <wp:extent cx="5334000" cy="2172755"/>
+            <wp:effectExtent b="0" l="0" r="0" t="0"/>
+            <wp:docPr descr="图 5.2 双图融合策略对比 (intersection 在 HR/NDCG 与假邻居率上均最优)" title="" id="108" name="Picture"/>
+            <a:graphic>
+              <a:graphicData uri="http://schemas.openxmlformats.org/drawingml/2006/picture">
+                <pic:pic>
+                  <pic:nvPicPr>
+                    <pic:cNvPr descr="figures/fig_5_2_fusion_strategies.png" id="109" name="Picture"/>
+                    <pic:cNvPicPr>
+                      <a:picLocks noChangeArrowheads="1" noChangeAspect="1"/>
+                    </pic:cNvPicPr>
+                  </pic:nvPicPr>
+                  <pic:blipFill>
+                    <a:blip r:embed="rId107"/>
+                    <a:stretch>
+                      <a:fillRect/>
+                    </a:stretch>
+                  </pic:blipFill>
+                  <pic:spPr bwMode="auto">
+                    <a:xfrm>
+                      <a:off x="0" y="0"/>
+                      <a:ext cx="5334000" cy="2172755"/>
+                    </a:xfrm>
+                    <a:prstGeom prst="rect">
+                      <a:avLst/>
+                    </a:prstGeom>
+                    <a:noFill/>
+                    <a:ln w="9525">
+                      <a:noFill/>
+                      <a:headEnd/>
+                      <a:tailEnd/>
+                    </a:ln>
+                  </pic:spPr>
+                </pic:pic>
+              </a:graphicData>
+            </a:graphic>
+          </wp:inline>
+        </w:drawing>
+      </w:r>
+    </w:p>
+    <w:p>
+      <w:pPr>
+        <w:pStyle w:val="ImageCaption"/>
+      </w:pPr>
+      <w:r>
+        <w:rPr>
+          <w:rFonts w:hint="eastAsia"/>
+        </w:rPr>
+        <w:t xml:space="preserve">图</w:t>
+      </w:r>
+      <w:r>
+        <w:t xml:space="preserve"> 5.2 </w:t>
+      </w:r>
+      <w:r>
+        <w:rPr>
+          <w:rFonts w:hint="eastAsia"/>
+        </w:rPr>
+        <w:t xml:space="preserve">双图融合策略对比</w:t>
+      </w:r>
+      <w:r>
+        <w:t xml:space="preserve"> (intersection </w:t>
+      </w:r>
+      <w:r>
+        <w:rPr>
+          <w:rFonts w:hint="eastAsia"/>
+        </w:rPr>
+        <w:t xml:space="preserve">在</w:t>
+      </w:r>
+      <w:r>
+        <w:t xml:space="preserve"> HR/NDCG </w:t>
+      </w:r>
+      <w:r>
+        <w:rPr>
+          <w:rFonts w:hint="eastAsia"/>
+        </w:rPr>
+        <w:t xml:space="preserve">与假邻居率上均最优)</w:t>
+      </w:r>
+    </w:p>
+    <w:bookmarkEnd w:id="110"/>
+    <w:bookmarkStart w:id="114" w:name="多头注意力的增益分析"/>
     <w:p>
       <w:pPr>
         <w:pStyle w:val="Heading2"/>
@@ -9957,8 +10623,84 @@
         <w:t xml:space="preserve">23.5%，说明多头注意力对排序质量的精细化建模带来了显著好处。</w:t>
       </w:r>
     </w:p>
-    <w:bookmarkEnd w:id="84"/>
-    <w:bookmarkStart w:id="85" w:name="富兴趣编码与假邻居率优化"/>
+    <w:p>
+      <w:pPr>
+        <w:pStyle w:val="CaptionedFigure"/>
+      </w:pPr>
+      <w:r>
+        <w:drawing>
+          <wp:inline>
+            <wp:extent cx="5334000" cy="2172755"/>
+            <wp:effectExtent b="0" l="0" r="0" t="0"/>
+            <wp:docPr descr="图 5.3 多头注意力 + 可学习位置编码使注意力从负贡献变为正贡献" title="" id="112" name="Picture"/>
+            <a:graphic>
+              <a:graphicData uri="http://schemas.openxmlformats.org/drawingml/2006/picture">
+                <pic:pic>
+                  <pic:nvPicPr>
+                    <pic:cNvPr descr="figures/fig_5_3_attention_gain.png" id="113" name="Picture"/>
+                    <pic:cNvPicPr>
+                      <a:picLocks noChangeArrowheads="1" noChangeAspect="1"/>
+                    </pic:cNvPicPr>
+                  </pic:nvPicPr>
+                  <pic:blipFill>
+                    <a:blip r:embed="rId111"/>
+                    <a:stretch>
+                      <a:fillRect/>
+                    </a:stretch>
+                  </pic:blipFill>
+                  <pic:spPr bwMode="auto">
+                    <a:xfrm>
+                      <a:off x="0" y="0"/>
+                      <a:ext cx="5334000" cy="2172755"/>
+                    </a:xfrm>
+                    <a:prstGeom prst="rect">
+                      <a:avLst/>
+                    </a:prstGeom>
+                    <a:noFill/>
+                    <a:ln w="9525">
+                      <a:noFill/>
+                      <a:headEnd/>
+                      <a:tailEnd/>
+                    </a:ln>
+                  </pic:spPr>
+                </pic:pic>
+              </a:graphicData>
+            </a:graphic>
+          </wp:inline>
+        </w:drawing>
+      </w:r>
+    </w:p>
+    <w:p>
+      <w:pPr>
+        <w:pStyle w:val="ImageCaption"/>
+      </w:pPr>
+      <w:r>
+        <w:rPr>
+          <w:rFonts w:hint="eastAsia"/>
+        </w:rPr>
+        <w:t xml:space="preserve">图</w:t>
+      </w:r>
+      <w:r>
+        <w:t xml:space="preserve"> 5.3 </w:t>
+      </w:r>
+      <w:r>
+        <w:rPr>
+          <w:rFonts w:hint="eastAsia"/>
+        </w:rPr>
+        <w:t xml:space="preserve">多头注意力</w:t>
+      </w:r>
+      <w:r>
+        <w:t xml:space="preserve"> + </w:t>
+      </w:r>
+      <w:r>
+        <w:rPr>
+          <w:rFonts w:hint="eastAsia"/>
+        </w:rPr>
+        <w:t xml:space="preserve">可学习位置编码使注意力从负贡献变为正贡献</w:t>
+      </w:r>
+    </w:p>
+    <w:bookmarkEnd w:id="114"/>
+    <w:bookmarkStart w:id="121" w:name="富兴趣编码与假邻居率优化"/>
     <w:p>
       <w:pPr>
         <w:pStyle w:val="Heading2"/>
@@ -10142,8 +10884,169 @@
         <w:t xml:space="preserve">以上，说明”完全消除假邻居”在当前框架下仍然存在挑战，可能需要更复杂的多视角融合机制。</w:t>
       </w:r>
     </w:p>
-    <w:bookmarkEnd w:id="85"/>
-    <w:bookmarkStart w:id="86" w:name="v4-超参数扫描三大杠杆的发现"/>
+    <w:p>
+      <w:pPr>
+        <w:pStyle w:val="CaptionedFigure"/>
+      </w:pPr>
+      <w:r>
+        <w:drawing>
+          <wp:inline>
+            <wp:extent cx="5334000" cy="3180454"/>
+            <wp:effectExtent b="0" l="0" r="0" t="0"/>
+            <wp:docPr descr="图 5.4 富兴趣编码使假邻居率从 46% 降至 34%, HR 同步小幅提升" title="" id="116" name="Picture"/>
+            <a:graphic>
+              <a:graphicData uri="http://schemas.openxmlformats.org/drawingml/2006/picture">
+                <pic:pic>
+                  <pic:nvPicPr>
+                    <pic:cNvPr descr="figures/fig_5_4_interest_encoding.png" id="117" name="Picture"/>
+                    <pic:cNvPicPr>
+                      <a:picLocks noChangeArrowheads="1" noChangeAspect="1"/>
+                    </pic:cNvPicPr>
+                  </pic:nvPicPr>
+                  <pic:blipFill>
+                    <a:blip r:embed="rId115"/>
+                    <a:stretch>
+                      <a:fillRect/>
+                    </a:stretch>
+                  </pic:blipFill>
+                  <pic:spPr bwMode="auto">
+                    <a:xfrm>
+                      <a:off x="0" y="0"/>
+                      <a:ext cx="5334000" cy="3180454"/>
+                    </a:xfrm>
+                    <a:prstGeom prst="rect">
+                      <a:avLst/>
+                    </a:prstGeom>
+                    <a:noFill/>
+                    <a:ln w="9525">
+                      <a:noFill/>
+                      <a:headEnd/>
+                      <a:tailEnd/>
+                    </a:ln>
+                  </pic:spPr>
+                </pic:pic>
+              </a:graphicData>
+            </a:graphic>
+          </wp:inline>
+        </w:drawing>
+      </w:r>
+    </w:p>
+    <w:p>
+      <w:pPr>
+        <w:pStyle w:val="ImageCaption"/>
+      </w:pPr>
+      <w:r>
+        <w:rPr>
+          <w:rFonts w:hint="eastAsia"/>
+        </w:rPr>
+        <w:t xml:space="preserve">图</w:t>
+      </w:r>
+      <w:r>
+        <w:t xml:space="preserve"> 5.4 </w:t>
+      </w:r>
+      <w:r>
+        <w:rPr>
+          <w:rFonts w:hint="eastAsia"/>
+        </w:rPr>
+        <w:t xml:space="preserve">富兴趣编码使假邻居率从</w:t>
+      </w:r>
+      <w:r>
+        <w:t xml:space="preserve"> 46% </w:t>
+      </w:r>
+      <w:r>
+        <w:rPr>
+          <w:rFonts w:hint="eastAsia"/>
+        </w:rPr>
+        <w:t xml:space="preserve">降至</w:t>
+      </w:r>
+      <w:r>
+        <w:t xml:space="preserve"> 34%, HR </w:t>
+      </w:r>
+      <w:r>
+        <w:rPr>
+          <w:rFonts w:hint="eastAsia"/>
+        </w:rPr>
+        <w:t xml:space="preserve">同步小幅提升</w:t>
+      </w:r>
+    </w:p>
+    <w:p>
+      <w:pPr>
+        <w:pStyle w:val="CaptionedFigure"/>
+      </w:pPr>
+      <w:r>
+        <w:drawing>
+          <wp:inline>
+            <wp:extent cx="5334000" cy="2643744"/>
+            <wp:effectExtent b="0" l="0" r="0" t="0"/>
+            <wp:docPr descr="图 5.9 假邻居率随系统迭代不断下降, HR 同步上升" title="" id="119" name="Picture"/>
+            <a:graphic>
+              <a:graphicData uri="http://schemas.openxmlformats.org/drawingml/2006/picture">
+                <pic:pic>
+                  <pic:nvPicPr>
+                    <pic:cNvPr descr="figures/fig_5_9_fake_evolution.png" id="120" name="Picture"/>
+                    <pic:cNvPicPr>
+                      <a:picLocks noChangeArrowheads="1" noChangeAspect="1"/>
+                    </pic:cNvPicPr>
+                  </pic:nvPicPr>
+                  <pic:blipFill>
+                    <a:blip r:embed="rId118"/>
+                    <a:stretch>
+                      <a:fillRect/>
+                    </a:stretch>
+                  </pic:blipFill>
+                  <pic:spPr bwMode="auto">
+                    <a:xfrm>
+                      <a:off x="0" y="0"/>
+                      <a:ext cx="5334000" cy="2643744"/>
+                    </a:xfrm>
+                    <a:prstGeom prst="rect">
+                      <a:avLst/>
+                    </a:prstGeom>
+                    <a:noFill/>
+                    <a:ln w="9525">
+                      <a:noFill/>
+                      <a:headEnd/>
+                      <a:tailEnd/>
+                    </a:ln>
+                  </pic:spPr>
+                </pic:pic>
+              </a:graphicData>
+            </a:graphic>
+          </wp:inline>
+        </w:drawing>
+      </w:r>
+    </w:p>
+    <w:p>
+      <w:pPr>
+        <w:pStyle w:val="ImageCaption"/>
+      </w:pPr>
+      <w:r>
+        <w:rPr>
+          <w:rFonts w:hint="eastAsia"/>
+        </w:rPr>
+        <w:t xml:space="preserve">图</w:t>
+      </w:r>
+      <w:r>
+        <w:t xml:space="preserve"> 5.9 </w:t>
+      </w:r>
+      <w:r>
+        <w:rPr>
+          <w:rFonts w:hint="eastAsia"/>
+        </w:rPr>
+        <w:t xml:space="preserve">假邻居率随系统迭代不断下降,</w:t>
+      </w:r>
+      <w:r>
+        <w:t xml:space="preserve"> HR </w:t>
+      </w:r>
+      <w:r>
+        <w:rPr>
+          <w:rFonts w:hint="eastAsia"/>
+        </w:rPr>
+        <w:t xml:space="preserve">同步上升</w:t>
+      </w:r>
+    </w:p>
+    <w:bookmarkEnd w:id="121"/>
+    <w:bookmarkStart w:id="128" w:name="v4-超参数扫描三大杠杆的发现"/>
     <w:p>
       <w:pPr>
         <w:pStyle w:val="Heading2"/>
@@ -10573,8 +11476,142 @@
         <w:t xml:space="preserve">优势反超中心化神经协同过滤上界。</w:t>
       </w:r>
     </w:p>
-    <w:bookmarkEnd w:id="86"/>
-    <w:bookmarkStart w:id="87" w:name="联邦反超中心化的学术解释"/>
+    <w:p>
+      <w:pPr>
+        <w:pStyle w:val="CaptionedFigure"/>
+      </w:pPr>
+      <w:r>
+        <w:drawing>
+          <wp:inline>
+            <wp:extent cx="5334000" cy="1844249"/>
+            <wp:effectExtent b="0" l="0" r="0" t="0"/>
+            <wp:docPr descr="图 5.5 V4 阶段三大超参数杠杆的独立扫描结果" title="" id="123" name="Picture"/>
+            <a:graphic>
+              <a:graphicData uri="http://schemas.openxmlformats.org/drawingml/2006/picture">
+                <pic:pic>
+                  <pic:nvPicPr>
+                    <pic:cNvPr descr="figures/fig_5_5_v4_three_levers.png" id="124" name="Picture"/>
+                    <pic:cNvPicPr>
+                      <a:picLocks noChangeArrowheads="1" noChangeAspect="1"/>
+                    </pic:cNvPicPr>
+                  </pic:nvPicPr>
+                  <pic:blipFill>
+                    <a:blip r:embed="rId122"/>
+                    <a:stretch>
+                      <a:fillRect/>
+                    </a:stretch>
+                  </pic:blipFill>
+                  <pic:spPr bwMode="auto">
+                    <a:xfrm>
+                      <a:off x="0" y="0"/>
+                      <a:ext cx="5334000" cy="1844249"/>
+                    </a:xfrm>
+                    <a:prstGeom prst="rect">
+                      <a:avLst/>
+                    </a:prstGeom>
+                    <a:noFill/>
+                    <a:ln w="9525">
+                      <a:noFill/>
+                      <a:headEnd/>
+                      <a:tailEnd/>
+                    </a:ln>
+                  </pic:spPr>
+                </pic:pic>
+              </a:graphicData>
+            </a:graphic>
+          </wp:inline>
+        </w:drawing>
+      </w:r>
+    </w:p>
+    <w:p>
+      <w:pPr>
+        <w:pStyle w:val="ImageCaption"/>
+      </w:pPr>
+      <w:r>
+        <w:rPr>
+          <w:rFonts w:hint="eastAsia"/>
+        </w:rPr>
+        <w:t xml:space="preserve">图</w:t>
+      </w:r>
+      <w:r>
+        <w:t xml:space="preserve"> 5.5 V4 </w:t>
+      </w:r>
+      <w:r>
+        <w:rPr>
+          <w:rFonts w:hint="eastAsia"/>
+        </w:rPr>
+        <w:t xml:space="preserve">阶段三大超参数杠杆的独立扫描结果</w:t>
+      </w:r>
+    </w:p>
+    <w:p>
+      <w:pPr>
+        <w:pStyle w:val="CaptionedFigure"/>
+      </w:pPr>
+      <w:r>
+        <w:drawing>
+          <wp:inline>
+            <wp:extent cx="5334000" cy="2172755"/>
+            <wp:effectExtent b="0" l="0" r="0" t="0"/>
+            <wp:docPr descr="图 5.6 V4 三大杠杆组合贡献与联邦反超中心化" title="" id="126" name="Picture"/>
+            <a:graphic>
+              <a:graphicData uri="http://schemas.openxmlformats.org/drawingml/2006/picture">
+                <pic:pic>
+                  <pic:nvPicPr>
+                    <pic:cNvPr descr="figures/fig_5_6_v4_combination.png" id="127" name="Picture"/>
+                    <pic:cNvPicPr>
+                      <a:picLocks noChangeArrowheads="1" noChangeAspect="1"/>
+                    </pic:cNvPicPr>
+                  </pic:nvPicPr>
+                  <pic:blipFill>
+                    <a:blip r:embed="rId125"/>
+                    <a:stretch>
+                      <a:fillRect/>
+                    </a:stretch>
+                  </pic:blipFill>
+                  <pic:spPr bwMode="auto">
+                    <a:xfrm>
+                      <a:off x="0" y="0"/>
+                      <a:ext cx="5334000" cy="2172755"/>
+                    </a:xfrm>
+                    <a:prstGeom prst="rect">
+                      <a:avLst/>
+                    </a:prstGeom>
+                    <a:noFill/>
+                    <a:ln w="9525">
+                      <a:noFill/>
+                      <a:headEnd/>
+                      <a:tailEnd/>
+                    </a:ln>
+                  </pic:spPr>
+                </pic:pic>
+              </a:graphicData>
+            </a:graphic>
+          </wp:inline>
+        </w:drawing>
+      </w:r>
+    </w:p>
+    <w:p>
+      <w:pPr>
+        <w:pStyle w:val="ImageCaption"/>
+      </w:pPr>
+      <w:r>
+        <w:rPr>
+          <w:rFonts w:hint="eastAsia"/>
+        </w:rPr>
+        <w:t xml:space="preserve">图</w:t>
+      </w:r>
+      <w:r>
+        <w:t xml:space="preserve"> 5.6 V4 </w:t>
+      </w:r>
+      <w:r>
+        <w:rPr>
+          <w:rFonts w:hint="eastAsia"/>
+        </w:rPr>
+        <w:t xml:space="preserve">三大杠杆组合贡献与联邦反超中心化</w:t>
+      </w:r>
+    </w:p>
+    <w:bookmarkEnd w:id="128"/>
+    <w:bookmarkStart w:id="129" w:name="联邦反超中心化的学术解释"/>
     <w:p>
       <w:pPr>
         <w:pStyle w:val="Heading2"/>
@@ -10728,8 +11765,8 @@
         <w:t xml:space="preserve">这三条解释共同支撑了联邦反超中心化的实证结果，且不依赖任何特定数据集，原则上在其他类似场景中也应适用。</w:t>
       </w:r>
     </w:p>
-    <w:bookmarkEnd w:id="87"/>
-    <w:bookmarkStart w:id="88" w:name="多种子鲁棒性验证"/>
+    <w:bookmarkEnd w:id="129"/>
+    <w:bookmarkStart w:id="133" w:name="多种子鲁棒性验证"/>
     <w:p>
       <w:pPr>
         <w:pStyle w:val="Heading2"/>
@@ -11003,8 +12040,84 @@
         <w:t xml:space="preserve">轮)，这一差异在统计上可忽略。</w:t>
       </w:r>
     </w:p>
-    <w:bookmarkEnd w:id="88"/>
-    <w:bookmarkStart w:id="89" w:name="ml-1m-大数据集验证"/>
+    <w:p>
+      <w:pPr>
+        <w:pStyle w:val="CaptionedFigure"/>
+      </w:pPr>
+      <w:r>
+        <w:drawing>
+          <wp:inline>
+            <wp:extent cx="5334000" cy="2130290"/>
+            <wp:effectExtent b="0" l="0" r="0" t="0"/>
+            <wp:docPr descr="图 5.7 多种子鲁棒性验证: CV=0.9% 证明结果稳定" title="" id="131" name="Picture"/>
+            <a:graphic>
+              <a:graphicData uri="http://schemas.openxmlformats.org/drawingml/2006/picture">
+                <pic:pic>
+                  <pic:nvPicPr>
+                    <pic:cNvPr descr="figures/fig_5_7_multi_seed.png" id="132" name="Picture"/>
+                    <pic:cNvPicPr>
+                      <a:picLocks noChangeArrowheads="1" noChangeAspect="1"/>
+                    </pic:cNvPicPr>
+                  </pic:nvPicPr>
+                  <pic:blipFill>
+                    <a:blip r:embed="rId130"/>
+                    <a:stretch>
+                      <a:fillRect/>
+                    </a:stretch>
+                  </pic:blipFill>
+                  <pic:spPr bwMode="auto">
+                    <a:xfrm>
+                      <a:off x="0" y="0"/>
+                      <a:ext cx="5334000" cy="2130290"/>
+                    </a:xfrm>
+                    <a:prstGeom prst="rect">
+                      <a:avLst/>
+                    </a:prstGeom>
+                    <a:noFill/>
+                    <a:ln w="9525">
+                      <a:noFill/>
+                      <a:headEnd/>
+                      <a:tailEnd/>
+                    </a:ln>
+                  </pic:spPr>
+                </pic:pic>
+              </a:graphicData>
+            </a:graphic>
+          </wp:inline>
+        </w:drawing>
+      </w:r>
+    </w:p>
+    <w:p>
+      <w:pPr>
+        <w:pStyle w:val="ImageCaption"/>
+      </w:pPr>
+      <w:r>
+        <w:rPr>
+          <w:rFonts w:hint="eastAsia"/>
+        </w:rPr>
+        <w:t xml:space="preserve">图</w:t>
+      </w:r>
+      <w:r>
+        <w:t xml:space="preserve"> 5.7 </w:t>
+      </w:r>
+      <w:r>
+        <w:rPr>
+          <w:rFonts w:hint="eastAsia"/>
+        </w:rPr>
+        <w:t xml:space="preserve">多种子鲁棒性验证:</w:t>
+      </w:r>
+      <w:r>
+        <w:t xml:space="preserve"> CV=0.9% </w:t>
+      </w:r>
+      <w:r>
+        <w:rPr>
+          <w:rFonts w:hint="eastAsia"/>
+        </w:rPr>
+        <w:t xml:space="preserve">证明结果稳定</w:t>
+      </w:r>
+    </w:p>
+    <w:bookmarkEnd w:id="133"/>
+    <w:bookmarkStart w:id="137" w:name="ml-1m-大数据集验证"/>
     <w:p>
       <w:pPr>
         <w:pStyle w:val="Heading2"/>
@@ -11323,8 +12436,93 @@
         <w:t xml:space="preserve">做更细致的超参数适配，预期能进一步提升联邦在大数据集上的相对表现。</w:t>
       </w:r>
     </w:p>
-    <w:bookmarkEnd w:id="89"/>
-    <w:bookmarkStart w:id="90" w:name="隐私预算分析"/>
+    <w:p>
+      <w:pPr>
+        <w:pStyle w:val="CaptionedFigure"/>
+      </w:pPr>
+      <w:r>
+        <w:drawing>
+          <wp:inline>
+            <wp:extent cx="5334000" cy="1976977"/>
+            <wp:effectExtent b="0" l="0" r="0" t="0"/>
+            <wp:docPr descr="图 5.8 ml-1m 大数据集验证 (大数据集相对中心化优势减弱, 待后续优化)" title="" id="135" name="Picture"/>
+            <a:graphic>
+              <a:graphicData uri="http://schemas.openxmlformats.org/drawingml/2006/picture">
+                <pic:pic>
+                  <pic:nvPicPr>
+                    <pic:cNvPr descr="figures/fig_5_8_ml1m.png" id="136" name="Picture"/>
+                    <pic:cNvPicPr>
+                      <a:picLocks noChangeArrowheads="1" noChangeAspect="1"/>
+                    </pic:cNvPicPr>
+                  </pic:nvPicPr>
+                  <pic:blipFill>
+                    <a:blip r:embed="rId134"/>
+                    <a:stretch>
+                      <a:fillRect/>
+                    </a:stretch>
+                  </pic:blipFill>
+                  <pic:spPr bwMode="auto">
+                    <a:xfrm>
+                      <a:off x="0" y="0"/>
+                      <a:ext cx="5334000" cy="1976977"/>
+                    </a:xfrm>
+                    <a:prstGeom prst="rect">
+                      <a:avLst/>
+                    </a:prstGeom>
+                    <a:noFill/>
+                    <a:ln w="9525">
+                      <a:noFill/>
+                      <a:headEnd/>
+                      <a:tailEnd/>
+                    </a:ln>
+                  </pic:spPr>
+                </pic:pic>
+              </a:graphicData>
+            </a:graphic>
+          </wp:inline>
+        </w:drawing>
+      </w:r>
+    </w:p>
+    <w:p>
+      <w:pPr>
+        <w:pStyle w:val="ImageCaption"/>
+      </w:pPr>
+      <w:r>
+        <w:rPr>
+          <w:rFonts w:hint="eastAsia"/>
+        </w:rPr>
+        <w:t xml:space="preserve">图</w:t>
+      </w:r>
+      <w:r>
+        <w:t xml:space="preserve"> 5.8 ml-1m </w:t>
+      </w:r>
+      <w:r>
+        <w:rPr>
+          <w:rFonts w:hint="eastAsia"/>
+        </w:rPr>
+        <w:t xml:space="preserve">大数据集验证</w:t>
+      </w:r>
+      <w:r>
+        <w:t xml:space="preserve"> </w:t>
+      </w:r>
+      <w:r>
+        <w:rPr>
+          <w:rFonts w:hint="eastAsia"/>
+        </w:rPr>
+        <w:t xml:space="preserve">(大数据集相对中心化优势减弱,</w:t>
+      </w:r>
+      <w:r>
+        <w:t xml:space="preserve"> </w:t>
+      </w:r>
+      <w:r>
+        <w:rPr>
+          <w:rFonts w:hint="eastAsia"/>
+        </w:rPr>
+        <w:t xml:space="preserve">待后续优化)</w:t>
+      </w:r>
+    </w:p>
+    <w:bookmarkEnd w:id="137"/>
+    <w:bookmarkStart w:id="141" w:name="隐私预算分析"/>
     <w:p>
       <w:pPr>
         <w:pStyle w:val="Heading2"/>
@@ -11529,8 +12727,96 @@
         <w:t xml:space="preserve">ε₀(代价是引入更多噪声、损失精度)进一步收紧总预算，或者通过隐私放大(如客户端采样率较低带来的子采样放大效应)进一步优化分析上界。</w:t>
       </w:r>
     </w:p>
-    <w:bookmarkEnd w:id="90"/>
-    <w:bookmarkStart w:id="91" w:name="综合实验结论"/>
+    <w:p>
+      <w:pPr>
+        <w:pStyle w:val="CaptionedFigure"/>
+      </w:pPr>
+      <w:r>
+        <w:drawing>
+          <wp:inline>
+            <wp:extent cx="5334000" cy="2172755"/>
+            <wp:effectExtent b="0" l="0" r="0" t="0"/>
+            <wp:docPr descr="图 5.10 Rényi DP 高级组合定理使隐私预算紧 8 倍, 系统满足 (300, 1e-5)-DP" title="" id="139" name="Picture"/>
+            <a:graphic>
+              <a:graphicData uri="http://schemas.openxmlformats.org/drawingml/2006/picture">
+                <pic:pic>
+                  <pic:nvPicPr>
+                    <pic:cNvPr descr="figures/fig_5_10_privacy_budget.png" id="140" name="Picture"/>
+                    <pic:cNvPicPr>
+                      <a:picLocks noChangeArrowheads="1" noChangeAspect="1"/>
+                    </pic:cNvPicPr>
+                  </pic:nvPicPr>
+                  <pic:blipFill>
+                    <a:blip r:embed="rId138"/>
+                    <a:stretch>
+                      <a:fillRect/>
+                    </a:stretch>
+                  </pic:blipFill>
+                  <pic:spPr bwMode="auto">
+                    <a:xfrm>
+                      <a:off x="0" y="0"/>
+                      <a:ext cx="5334000" cy="2172755"/>
+                    </a:xfrm>
+                    <a:prstGeom prst="rect">
+                      <a:avLst/>
+                    </a:prstGeom>
+                    <a:noFill/>
+                    <a:ln w="9525">
+                      <a:noFill/>
+                      <a:headEnd/>
+                      <a:tailEnd/>
+                    </a:ln>
+                  </pic:spPr>
+                </pic:pic>
+              </a:graphicData>
+            </a:graphic>
+          </wp:inline>
+        </w:drawing>
+      </w:r>
+    </w:p>
+    <w:p>
+      <w:pPr>
+        <w:pStyle w:val="ImageCaption"/>
+      </w:pPr>
+      <w:r>
+        <w:rPr>
+          <w:rFonts w:hint="eastAsia"/>
+        </w:rPr>
+        <w:t xml:space="preserve">图</w:t>
+      </w:r>
+      <w:r>
+        <w:t xml:space="preserve"> 5.10 Rényi DP </w:t>
+      </w:r>
+      <w:r>
+        <w:rPr>
+          <w:rFonts w:hint="eastAsia"/>
+        </w:rPr>
+        <w:t xml:space="preserve">高级组合定理使隐私预算紧</w:t>
+      </w:r>
+      <w:r>
+        <w:t xml:space="preserve"> 8 </w:t>
+      </w:r>
+      <w:r>
+        <w:rPr>
+          <w:rFonts w:hint="eastAsia"/>
+        </w:rPr>
+        <w:t xml:space="preserve">倍,</w:t>
+      </w:r>
+      <w:r>
+        <w:t xml:space="preserve"> </w:t>
+      </w:r>
+      <w:r>
+        <w:rPr>
+          <w:rFonts w:hint="eastAsia"/>
+        </w:rPr>
+        <w:t xml:space="preserve">系统满足</w:t>
+      </w:r>
+      <w:r>
+        <w:t xml:space="preserve"> (300, 1e-5)-DP</w:t>
+      </w:r>
+    </w:p>
+    <w:bookmarkEnd w:id="141"/>
+    <w:bookmarkStart w:id="142" w:name="综合实验结论"/>
     <w:p>
       <w:pPr>
         <w:pStyle w:val="Heading2"/>
@@ -11719,9 +13005,9 @@
         <w:t xml:space="preserve">0.9%，证明上述结果具有强鲁棒性，并非种子选择的偶然现象。</w:t>
       </w:r>
     </w:p>
-    <w:bookmarkEnd w:id="91"/>
-    <w:bookmarkEnd w:id="92"/>
-    <w:bookmarkStart w:id="95" w:name="总结与展望"/>
+    <w:bookmarkEnd w:id="142"/>
+    <w:bookmarkEnd w:id="143"/>
+    <w:bookmarkStart w:id="146" w:name="总结与展望"/>
     <w:p>
       <w:pPr>
         <w:pStyle w:val="Heading1"/>
@@ -11733,7 +13019,7 @@
         <w:t xml:space="preserve">总结与展望</w:t>
       </w:r>
     </w:p>
-    <w:bookmarkStart w:id="93" w:name="总结"/>
+    <w:bookmarkStart w:id="144" w:name="总结"/>
     <w:p>
       <w:pPr>
         <w:pStyle w:val="Heading2"/>
@@ -12209,8 +13495,8 @@
         <w:t xml:space="preserve">总体而言，本文的工作既包含算法层面的创新设计，也包含工程层面的细致调优；既有理论上的严格隐私分析，也有实验上的全面验证。最终系统在精度、协同、隐私三个维度上均取得了较为均衡的表现，为联邦推荐研究提供了一个可复现的实验基线。</w:t>
       </w:r>
     </w:p>
-    <w:bookmarkEnd w:id="93"/>
-    <w:bookmarkStart w:id="94" w:name="展望"/>
+    <w:bookmarkEnd w:id="144"/>
+    <w:bookmarkStart w:id="145" w:name="展望"/>
     <w:p>
       <w:pPr>
         <w:pStyle w:val="Heading2"/>
@@ -12495,9 +13781,9 @@
         <w:t xml:space="preserve">框架中提出的”大语言模型作为外部服务增强联邦序列推荐”思路，可探索本文双图可信邻居机制与大语言模型的协作范式——例如在大语言模型的语义理解能力辅助下，构建更精细的兴趣语义图；或者使用大语言模型对客户端历史交互做总结，作为额外的兴趣编码维度参与双图筛选。这一方向是联邦推荐与大模型时代结合的最新前沿，值得持续跟踪与深入研究。</w:t>
       </w:r>
     </w:p>
-    <w:bookmarkEnd w:id="94"/>
-    <w:bookmarkEnd w:id="95"/>
-    <w:bookmarkStart w:id="96" w:name="参考文献"/>
+    <w:bookmarkEnd w:id="145"/>
+    <w:bookmarkEnd w:id="146"/>
+    <w:bookmarkStart w:id="147" w:name="参考文献"/>
     <w:p>
       <w:pPr>
         <w:pStyle w:val="Heading1"/>
@@ -13311,7 +14597,7 @@
         <w:t xml:space="preserve">[35] Yuan W, Yang C, Ye G, et al. FELLAS: Enhancing federated sequential recommendation with LLM as external services[J]. ACM Transactions on Information Systems, 2025, 43(6): 144:1-144:24.</w:t>
       </w:r>
     </w:p>
-    <w:bookmarkEnd w:id="96"/>
+    <w:bookmarkEnd w:id="147"/>
     <w:sectPr>
       <w:footnotePr>
         <w:numRestart w:val="eachSect"/>
@@ -14090,7 +15376,6 @@
     <w:link w:val="VerbatimChar"/>
     <w:pPr>
       <w:wordWrap w:val="off"/>
-      <w:shd w:val="clear" w:fill="f8f8f8"/>
     </w:pPr>
   </w:style>
   <w:style w:type="character" w:customStyle="1" w:styleId="KeywordTok">
@@ -14098,96 +15383,85 @@
     <w:basedOn w:val="VerbatimChar"/>
     <w:rPr>
       <w:b/>
-      <w:color w:val="204a87"/>
-      <w:shd w:val="clear" w:fill="f8f8f8"/>
+      <w:color w:val="007020"/>
     </w:rPr>
   </w:style>
   <w:style w:type="character" w:customStyle="1" w:styleId="DataTypeTok">
     <w:name w:val="DataTypeTok"/>
     <w:basedOn w:val="VerbatimChar"/>
     <w:rPr>
-      <w:color w:val="204a87"/>
-      <w:shd w:val="clear" w:fill="f8f8f8"/>
+      <w:color w:val="902000"/>
     </w:rPr>
   </w:style>
   <w:style w:type="character" w:customStyle="1" w:styleId="DecValTok">
     <w:name w:val="DecValTok"/>
     <w:basedOn w:val="VerbatimChar"/>
     <w:rPr>
-      <w:color w:val="0000cf"/>
-      <w:shd w:val="clear" w:fill="f8f8f8"/>
+      <w:color w:val="40a070"/>
     </w:rPr>
   </w:style>
   <w:style w:type="character" w:customStyle="1" w:styleId="BaseNTok">
     <w:name w:val="BaseNTok"/>
     <w:basedOn w:val="VerbatimChar"/>
     <w:rPr>
-      <w:color w:val="0000cf"/>
-      <w:shd w:val="clear" w:fill="f8f8f8"/>
+      <w:color w:val="40a070"/>
     </w:rPr>
   </w:style>
   <w:style w:type="character" w:customStyle="1" w:styleId="FloatTok">
     <w:name w:val="FloatTok"/>
     <w:basedOn w:val="VerbatimChar"/>
     <w:rPr>
-      <w:color w:val="0000cf"/>
-      <w:shd w:val="clear" w:fill="f8f8f8"/>
+      <w:color w:val="40a070"/>
     </w:rPr>
   </w:style>
   <w:style w:type="character" w:customStyle="1" w:styleId="ConstantTok">
     <w:name w:val="ConstantTok"/>
     <w:basedOn w:val="VerbatimChar"/>
     <w:rPr>
-      <w:color w:val="8f5902"/>
-      <w:shd w:val="clear" w:fill="f8f8f8"/>
+      <w:color w:val="880000"/>
     </w:rPr>
   </w:style>
   <w:style w:type="character" w:customStyle="1" w:styleId="CharTok">
     <w:name w:val="CharTok"/>
     <w:basedOn w:val="VerbatimChar"/>
     <w:rPr>
-      <w:color w:val="4e9a06"/>
-      <w:shd w:val="clear" w:fill="f8f8f8"/>
+      <w:color w:val="4070a0"/>
     </w:rPr>
   </w:style>
   <w:style w:type="character" w:customStyle="1" w:styleId="SpecialCharTok">
     <w:name w:val="SpecialCharTok"/>
     <w:basedOn w:val="VerbatimChar"/>
     <w:rPr>
-      <w:b/>
-      <w:color w:val="ce5c00"/>
-      <w:shd w:val="clear" w:fill="f8f8f8"/>
+      <w:color w:val="4070a0"/>
     </w:rPr>
   </w:style>
   <w:style w:type="character" w:customStyle="1" w:styleId="StringTok">
     <w:name w:val="StringTok"/>
     <w:basedOn w:val="VerbatimChar"/>
     <w:rPr>
-      <w:color w:val="4e9a06"/>
-      <w:shd w:val="clear" w:fill="f8f8f8"/>
+      <w:color w:val="4070a0"/>
     </w:rPr>
   </w:style>
   <w:style w:type="character" w:customStyle="1" w:styleId="VerbatimStringTok">
     <w:name w:val="VerbatimStringTok"/>
     <w:basedOn w:val="VerbatimChar"/>
     <w:rPr>
-      <w:color w:val="4e9a06"/>
-      <w:shd w:val="clear" w:fill="f8f8f8"/>
+      <w:color w:val="4070a0"/>
     </w:rPr>
   </w:style>
   <w:style w:type="character" w:customStyle="1" w:styleId="SpecialStringTok">
     <w:name w:val="SpecialStringTok"/>
     <w:basedOn w:val="VerbatimChar"/>
     <w:rPr>
-      <w:color w:val="4e9a06"/>
-      <w:shd w:val="clear" w:fill="f8f8f8"/>
+      <w:color w:val="bb6688"/>
     </w:rPr>
   </w:style>
   <w:style w:type="character" w:customStyle="1" w:styleId="ImportTok">
     <w:name w:val="ImportTok"/>
     <w:basedOn w:val="VerbatimChar"/>
     <w:rPr>
-      <w:shd w:val="clear" w:fill="f8f8f8"/>
+      <w:b/>
+      <w:color w:val="008000"/>
     </w:rPr>
   </w:style>
   <w:style w:type="character" w:customStyle="1" w:styleId="CommentTok">
@@ -14195,18 +15469,15 @@
     <w:basedOn w:val="VerbatimChar"/>
     <w:rPr>
       <w:i/>
-      <w:color w:val="8f5902"/>
-      <w:shd w:val="clear" w:fill="f8f8f8"/>
+      <w:color w:val="60a0b0"/>
     </w:rPr>
   </w:style>
   <w:style w:type="character" w:customStyle="1" w:styleId="DocumentationTok">
     <w:name w:val="DocumentationTok"/>
     <w:basedOn w:val="VerbatimChar"/>
     <w:rPr>
-      <w:b/>
       <w:i/>
-      <w:color w:val="8f5902"/>
-      <w:shd w:val="clear" w:fill="f8f8f8"/>
+      <w:color w:val="ba2121"/>
     </w:rPr>
   </w:style>
   <w:style w:type="character" w:customStyle="1" w:styleId="AnnotationTok">
@@ -14215,8 +15486,7 @@
     <w:rPr>
       <w:b/>
       <w:i/>
-      <w:color w:val="8f5902"/>
-      <w:shd w:val="clear" w:fill="f8f8f8"/>
+      <w:color w:val="60a0b0"/>
     </w:rPr>
   </w:style>
   <w:style w:type="character" w:customStyle="1" w:styleId="CommentVarTok">
@@ -14225,33 +15495,28 @@
     <w:rPr>
       <w:b/>
       <w:i/>
-      <w:color w:val="8f5902"/>
-      <w:shd w:val="clear" w:fill="f8f8f8"/>
+      <w:color w:val="60a0b0"/>
     </w:rPr>
   </w:style>
   <w:style w:type="character" w:customStyle="1" w:styleId="OtherTok">
     <w:name w:val="OtherTok"/>
     <w:basedOn w:val="VerbatimChar"/>
     <w:rPr>
-      <w:color w:val="8f5902"/>
-      <w:shd w:val="clear" w:fill="f8f8f8"/>
+      <w:color w:val="007020"/>
     </w:rPr>
   </w:style>
   <w:style w:type="character" w:customStyle="1" w:styleId="FunctionTok">
     <w:name w:val="FunctionTok"/>
     <w:basedOn w:val="VerbatimChar"/>
     <w:rPr>
-      <w:b/>
-      <w:color w:val="204a87"/>
-      <w:shd w:val="clear" w:fill="f8f8f8"/>
+      <w:color w:val="06287e"/>
     </w:rPr>
   </w:style>
   <w:style w:type="character" w:customStyle="1" w:styleId="VariableTok">
     <w:name w:val="VariableTok"/>
     <w:basedOn w:val="VerbatimChar"/>
     <w:rPr>
-      <w:color w:val="000000"/>
-      <w:shd w:val="clear" w:fill="f8f8f8"/>
+      <w:color w:val="19177c"/>
     </w:rPr>
   </w:style>
   <w:style w:type="character" w:customStyle="1" w:styleId="ControlFlowTok">
@@ -14259,56 +15524,46 @@
     <w:basedOn w:val="VerbatimChar"/>
     <w:rPr>
       <w:b/>
-      <w:color w:val="204a87"/>
-      <w:shd w:val="clear" w:fill="f8f8f8"/>
+      <w:color w:val="007020"/>
     </w:rPr>
   </w:style>
   <w:style w:type="character" w:customStyle="1" w:styleId="OperatorTok">
     <w:name w:val="OperatorTok"/>
     <w:basedOn w:val="VerbatimChar"/>
     <w:rPr>
-      <w:b/>
-      <w:color w:val="ce5c00"/>
-      <w:shd w:val="clear" w:fill="f8f8f8"/>
+      <w:color w:val="666666"/>
     </w:rPr>
   </w:style>
   <w:style w:type="character" w:customStyle="1" w:styleId="BuiltInTok">
     <w:name w:val="BuiltInTok"/>
     <w:basedOn w:val="VerbatimChar"/>
     <w:rPr>
-      <w:shd w:val="clear" w:fill="f8f8f8"/>
+      <w:color w:val="008000"/>
     </w:rPr>
   </w:style>
   <w:style w:type="character" w:customStyle="1" w:styleId="ExtensionTok">
     <w:name w:val="ExtensionTok"/>
     <w:basedOn w:val="VerbatimChar"/>
-    <w:rPr>
-      <w:shd w:val="clear" w:fill="f8f8f8"/>
-    </w:rPr>
+    <w:rPr/>
   </w:style>
   <w:style w:type="character" w:customStyle="1" w:styleId="PreprocessorTok">
     <w:name w:val="PreprocessorTok"/>
     <w:basedOn w:val="VerbatimChar"/>
     <w:rPr>
-      <w:i/>
-      <w:color w:val="8f5902"/>
-      <w:shd w:val="clear" w:fill="f8f8f8"/>
+      <w:color w:val="bc7a00"/>
     </w:rPr>
   </w:style>
   <w:style w:type="character" w:customStyle="1" w:styleId="AttributeTok">
     <w:name w:val="AttributeTok"/>
     <w:basedOn w:val="VerbatimChar"/>
     <w:rPr>
-      <w:color w:val="204a87"/>
-      <w:shd w:val="clear" w:fill="f8f8f8"/>
+      <w:color w:val="7d9029"/>
     </w:rPr>
   </w:style>
   <w:style w:type="character" w:customStyle="1" w:styleId="RegionMarkerTok">
     <w:name w:val="RegionMarkerTok"/>
     <w:basedOn w:val="VerbatimChar"/>
-    <w:rPr>
-      <w:shd w:val="clear" w:fill="f8f8f8"/>
-    </w:rPr>
+    <w:rPr/>
   </w:style>
   <w:style w:type="character" w:customStyle="1" w:styleId="InformationTok">
     <w:name w:val="InformationTok"/>
@@ -14316,8 +15571,7 @@
     <w:rPr>
       <w:b/>
       <w:i/>
-      <w:color w:val="8f5902"/>
-      <w:shd w:val="clear" w:fill="f8f8f8"/>
+      <w:color w:val="60a0b0"/>
     </w:rPr>
   </w:style>
   <w:style w:type="character" w:customStyle="1" w:styleId="WarningTok">
@@ -14326,16 +15580,15 @@
     <w:rPr>
       <w:b/>
       <w:i/>
-      <w:color w:val="8f5902"/>
-      <w:shd w:val="clear" w:fill="f8f8f8"/>
+      <w:color w:val="60a0b0"/>
     </w:rPr>
   </w:style>
   <w:style w:type="character" w:customStyle="1" w:styleId="AlertTok">
     <w:name w:val="AlertTok"/>
     <w:basedOn w:val="VerbatimChar"/>
     <w:rPr>
-      <w:color w:val="ef2929"/>
-      <w:shd w:val="clear" w:fill="f8f8f8"/>
+      <w:b/>
+      <w:color w:val="ff0000"/>
     </w:rPr>
   </w:style>
   <w:style w:type="character" w:customStyle="1" w:styleId="ErrorTok">
@@ -14343,16 +15596,13 @@
     <w:basedOn w:val="VerbatimChar"/>
     <w:rPr>
       <w:b/>
-      <w:color w:val="a40000"/>
-      <w:shd w:val="clear" w:fill="f8f8f8"/>
+      <w:color w:val="ff0000"/>
     </w:rPr>
   </w:style>
   <w:style w:type="character" w:customStyle="1" w:styleId="NormalTok">
     <w:name w:val="NormalTok"/>
     <w:basedOn w:val="VerbatimChar"/>
-    <w:rPr>
-      <w:shd w:val="clear" w:fill="f8f8f8"/>
-    </w:rPr>
+    <w:rPr/>
   </w:style>
 </w:styles>
 </file>

--- a/毕业设计论文.docx
+++ b/毕业设计论文.docx
@@ -8195,7 +8195,7 @@
         <w:rPr>
           <w:rFonts w:hint="eastAsia"/>
         </w:rPr>
-        <w:t xml:space="preserve">为给读者一个全局视野，本文完成的约</w:t>
+        <w:t xml:space="preserve">为给读者一个全局视野，本文将完成的约</w:t>
       </w:r>
       <w:r>
         <w:t xml:space="preserve"> 104 </w:t>
@@ -8204,7 +8204,7 @@
         <w:rPr>
           <w:rFonts w:hint="eastAsia"/>
         </w:rPr>
-        <w:t xml:space="preserve">组对照实验按主题归类如下：第一批是第七、八周超参基础对照实验，共</w:t>
+        <w:t xml:space="preserve">组对照实验按主题划分为七个有序批次，依次记为实验一至实验七。实验一为”基础超参对照”，共</w:t>
       </w:r>
       <w:r>
         <w:t xml:space="preserve"> 23 </w:t>
@@ -8213,7 +8213,16 @@
         <w:rPr>
           <w:rFonts w:hint="eastAsia"/>
         </w:rPr>
-        <w:t xml:space="preserve">组；第二批是毕设主矩阵实验，共</w:t>
+        <w:t xml:space="preserve">组，主要扫描双图加权融合权重、邻居选择策略、优化器、消息传递层数、差分隐私噪声等基础超参，是发现并修复缩进</w:t>
+      </w:r>
+      <w:r>
+        <w:t xml:space="preserve"> bug </w:t>
+      </w:r>
+      <w:r>
+        <w:rPr>
+          <w:rFonts w:hint="eastAsia"/>
+        </w:rPr>
+        <w:t xml:space="preserve">的关键批次。实验二为”双图融合矩阵”，共</w:t>
       </w:r>
       <w:r>
         <w:t xml:space="preserve"> 25 </w:t>
@@ -8222,16 +8231,61 @@
         <w:rPr>
           <w:rFonts w:hint="eastAsia"/>
         </w:rPr>
-        <w:t xml:space="preserve">组，涵盖双图融合策略；第三批是</w:t>
-      </w:r>
-      <w:r>
-        <w:t xml:space="preserve"> V2 cosine </w:t>
-      </w:r>
-      <w:r>
-        <w:rPr>
-          <w:rFonts w:hint="eastAsia"/>
-        </w:rPr>
-        <w:t xml:space="preserve">修复对照，共</w:t>
+        <w:t xml:space="preserve">组，专门对比</w:t>
+      </w:r>
+      <w:r>
+        <w:t xml:space="preserve"> </w:t>
+      </w:r>
+      <w:r>
+        <w:rPr>
+          <w:rFonts w:hint="eastAsia"/>
+        </w:rPr>
+        <w:t xml:space="preserve">no_graph、加权融合、union</w:t>
+      </w:r>
+      <w:r>
+        <w:t xml:space="preserve"> </w:t>
+      </w:r>
+      <w:r>
+        <w:rPr>
+          <w:rFonts w:hint="eastAsia"/>
+        </w:rPr>
+        <w:t xml:space="preserve">并集、intersection</w:t>
+      </w:r>
+      <w:r>
+        <w:t xml:space="preserve"> </w:t>
+      </w:r>
+      <w:r>
+        <w:rPr>
+          <w:rFonts w:hint="eastAsia"/>
+        </w:rPr>
+        <w:t xml:space="preserve">交集、product、rank_intersection</w:t>
+      </w:r>
+      <w:r>
+        <w:t xml:space="preserve"> </w:t>
+      </w:r>
+      <w:r>
+        <w:rPr>
+          <w:rFonts w:hint="eastAsia"/>
+        </w:rPr>
+        <w:t xml:space="preserve">等双图融合策略以及不同</w:t>
+      </w:r>
+      <w:r>
+        <w:t xml:space="preserve"> dp、history_len </w:t>
+      </w:r>
+      <w:r>
+        <w:rPr>
+          <w:rFonts w:hint="eastAsia"/>
+        </w:rPr>
+        <w:t xml:space="preserve">等设置。实验三为”cosine</w:t>
+      </w:r>
+      <w:r>
+        <w:t xml:space="preserve"> </w:t>
+      </w:r>
+      <w:r>
+        <w:rPr>
+          <w:rFonts w:hint="eastAsia"/>
+        </w:rPr>
+        <w:t xml:space="preserve">修复对照”，共</w:t>
       </w:r>
       <w:r>
         <w:t xml:space="preserve"> 16 </w:t>
@@ -8240,16 +8294,25 @@
         <w:rPr>
           <w:rFonts w:hint="eastAsia"/>
         </w:rPr>
-        <w:t xml:space="preserve">组；第四批是</w:t>
-      </w:r>
-      <w:r>
-        <w:t xml:space="preserve"> V3 </w:t>
-      </w:r>
-      <w:r>
-        <w:rPr>
-          <w:rFonts w:hint="eastAsia"/>
-        </w:rPr>
-        <w:t xml:space="preserve">注意力对照，共</w:t>
+        <w:t xml:space="preserve">组，针对</w:t>
+      </w:r>
+      <w:r>
+        <w:t xml:space="preserve"> cosine </w:t>
+      </w:r>
+      <w:r>
+        <w:rPr>
+          <w:rFonts w:hint="eastAsia"/>
+        </w:rPr>
+        <w:t xml:space="preserve">距离与相似度方向反转</w:t>
+      </w:r>
+      <w:r>
+        <w:t xml:space="preserve"> bug </w:t>
+      </w:r>
+      <w:r>
+        <w:rPr>
+          <w:rFonts w:hint="eastAsia"/>
+        </w:rPr>
+        <w:t xml:space="preserve">的修复效果做系统验证。实验四为”注意力机制对照”，共</w:t>
       </w:r>
       <w:r>
         <w:t xml:space="preserve"> 8 </w:t>
@@ -8258,16 +8321,7 @@
         <w:rPr>
           <w:rFonts w:hint="eastAsia"/>
         </w:rPr>
-        <w:t xml:space="preserve">组；第五批是</w:t>
-      </w:r>
-      <w:r>
-        <w:t xml:space="preserve"> V3 </w:t>
-      </w:r>
-      <w:r>
-        <w:rPr>
-          <w:rFonts w:hint="eastAsia"/>
-        </w:rPr>
-        <w:t xml:space="preserve">兴趣编码对照，共</w:t>
+        <w:t xml:space="preserve">组，比较单头注意力、多头注意力以及不同历史长度的影响。实验五为”兴趣编码对照”，共</w:t>
       </w:r>
       <w:r>
         <w:t xml:space="preserve"> 4 </w:t>
@@ -8276,16 +8330,34 @@
         <w:rPr>
           <w:rFonts w:hint="eastAsia"/>
         </w:rPr>
-        <w:t xml:space="preserve">组；第六批是</w:t>
-      </w:r>
-      <w:r>
-        <w:t xml:space="preserve"> V3 ml-1m </w:t>
-      </w:r>
-      <w:r>
-        <w:rPr>
-          <w:rFonts w:hint="eastAsia"/>
-        </w:rPr>
-        <w:t xml:space="preserve">对照，共</w:t>
+        <w:t xml:space="preserve">组，比较仅用户嵌入、仅多层感知机首层行均值、both</w:t>
+      </w:r>
+      <w:r>
+        <w:t xml:space="preserve"> </w:t>
+      </w:r>
+      <w:r>
+        <w:rPr>
+          <w:rFonts w:hint="eastAsia"/>
+        </w:rPr>
+        <w:t xml:space="preserve">拼接、none</w:t>
+      </w:r>
+      <w:r>
+        <w:t xml:space="preserve"> </w:t>
+      </w:r>
+      <w:r>
+        <w:rPr>
+          <w:rFonts w:hint="eastAsia"/>
+        </w:rPr>
+        <w:t xml:space="preserve">等兴趣编码方案。实验六为”ml-1m</w:t>
+      </w:r>
+      <w:r>
+        <w:t xml:space="preserve"> </w:t>
+      </w:r>
+      <w:r>
+        <w:rPr>
+          <w:rFonts w:hint="eastAsia"/>
+        </w:rPr>
+        <w:t xml:space="preserve">大数据集对照”，共</w:t>
       </w:r>
       <w:r>
         <w:t xml:space="preserve"> 6 </w:t>
@@ -8294,16 +8366,7 @@
         <w:rPr>
           <w:rFonts w:hint="eastAsia"/>
         </w:rPr>
-        <w:t xml:space="preserve">组；第七批是</w:t>
-      </w:r>
-      <w:r>
-        <w:t xml:space="preserve"> V4 </w:t>
-      </w:r>
-      <w:r>
-        <w:rPr>
-          <w:rFonts w:hint="eastAsia"/>
-        </w:rPr>
-        <w:t xml:space="preserve">超参扫描，共</w:t>
+        <w:t xml:space="preserve">组，在更大规模数据集上验证方法的可扩展性。实验七为”超参终极调优”，共</w:t>
       </w:r>
       <w:r>
         <w:t xml:space="preserve"> 22 </w:t>
@@ -8312,7 +8375,7 @@
         <w:rPr>
           <w:rFonts w:hint="eastAsia"/>
         </w:rPr>
-        <w:t xml:space="preserve">组。每一批实验都聚焦一个或几个相关维度，便于做单变量分析。</w:t>
+        <w:t xml:space="preserve">组，系统扫描正则化系数、消息传递层数、本地训练轮数三大杠杆并完成多种子鲁棒性验证。每一批实验都聚焦一个或几个相关维度，便于做单变量分析。</w:t>
       </w:r>
     </w:p>
     <w:p>
@@ -8322,7 +8385,7 @@
       <w:r>
         <w:drawing>
           <wp:inline>
-            <wp:extent cx="5334000" cy="2352196"/>
+            <wp:extent cx="5334000" cy="2325024"/>
             <wp:effectExtent b="0" l="0" r="0" t="0"/>
             <wp:docPr descr="图 5.11 实验总览: 共 104 组对照实验覆盖各创新点的独立验证" title="" id="86" name="Picture"/>
             <a:graphic>
@@ -8343,7 +8406,7 @@
                   <pic:spPr bwMode="auto">
                     <a:xfrm>
                       <a:off x="0" y="0"/>
-                      <a:ext cx="5334000" cy="2352196"/>
+                      <a:ext cx="5334000" cy="2325024"/>
                     </a:xfrm>
                     <a:prstGeom prst="rect">
                       <a:avLst/>
@@ -8927,7 +8990,7 @@
         <w:rPr>
           <w:rFonts w:hint="eastAsia"/>
         </w:rPr>
-        <w:t xml:space="preserve">在第七、八周超参基础对照实验中，本文发现</w:t>
+        <w:t xml:space="preserve">在实验一基础超参对照中，本文发现</w:t>
       </w:r>
       <w:r>
         <w:t xml:space="preserve"> 23 </w:t>
@@ -9269,7 +9332,7 @@
         <w:rPr>
           <w:rFonts w:hint="eastAsia"/>
         </w:rPr>
-        <w:t xml:space="preserve">修复的基础上，第七、八周的</w:t>
+        <w:t xml:space="preserve">修复的基础上，实验一(基础超参对照)的</w:t>
       </w:r>
       <w:r>
         <w:t xml:space="preserve"> 23 </w:t>
@@ -9814,7 +9877,16 @@
         <w:rPr>
           <w:rFonts w:hint="eastAsia"/>
         </w:rPr>
-        <w:t xml:space="preserve">都修复之后，本文专门设计了</w:t>
+        <w:t xml:space="preserve">都修复之后，本文在实验三(cosine</w:t>
+      </w:r>
+      <w:r>
+        <w:t xml:space="preserve"> </w:t>
+      </w:r>
+      <w:r>
+        <w:rPr>
+          <w:rFonts w:hint="eastAsia"/>
+        </w:rPr>
+        <w:t xml:space="preserve">修复对照)中专门设计了</w:t>
       </w:r>
       <w:r>
         <w:t xml:space="preserve"> 16 </w:t>
@@ -10309,16 +10381,7 @@
         <w:rPr>
           <w:rFonts w:hint="eastAsia"/>
         </w:rPr>
-        <w:t xml:space="preserve">在</w:t>
-      </w:r>
-      <w:r>
-        <w:t xml:space="preserve"> V3 </w:t>
-      </w:r>
-      <w:r>
-        <w:rPr>
-          <w:rFonts w:hint="eastAsia"/>
-        </w:rPr>
-        <w:t xml:space="preserve">阶段，本文针对注意力模块做了</w:t>
+        <w:t xml:space="preserve">在实验四(注意力机制对照)中，本文针对注意力模块做了</w:t>
       </w:r>
       <w:r>
         <w:t xml:space="preserve"> 8 </w:t>
@@ -10723,16 +10786,7 @@
         <w:rPr>
           <w:rFonts w:hint="eastAsia"/>
         </w:rPr>
-        <w:t xml:space="preserve">在</w:t>
-      </w:r>
-      <w:r>
-        <w:t xml:space="preserve"> V3 </w:t>
-      </w:r>
-      <w:r>
-        <w:rPr>
-          <w:rFonts w:hint="eastAsia"/>
-        </w:rPr>
-        <w:t xml:space="preserve">阶段，本文还做了</w:t>
+        <w:t xml:space="preserve">在实验五(兴趣编码对照)中，本文做了</w:t>
       </w:r>
       <w:r>
         <w:t xml:space="preserve"> 4 </w:t>
@@ -11046,19 +11100,19 @@
       </w:r>
     </w:p>
     <w:bookmarkEnd w:id="121"/>
-    <w:bookmarkStart w:id="128" w:name="v4-超参数扫描三大杠杆的发现"/>
+    <w:bookmarkStart w:id="128" w:name="实验七超参终极调优三大杠杆的发现"/>
     <w:p>
       <w:pPr>
         <w:pStyle w:val="Heading2"/>
       </w:pPr>
       <w:r>
-        <w:t xml:space="preserve">5.8 V4 </w:t>
-      </w:r>
-      <w:r>
-        <w:rPr>
-          <w:rFonts w:hint="eastAsia"/>
-        </w:rPr>
-        <w:t xml:space="preserve">超参数扫描:三大杠杆的发现</w:t>
+        <w:t xml:space="preserve">5.8 </w:t>
+      </w:r>
+      <w:r>
+        <w:rPr>
+          <w:rFonts w:hint="eastAsia"/>
+        </w:rPr>
+        <w:t xml:space="preserve">实验七超参终极调优:三大杠杆的发现</w:t>
       </w:r>
     </w:p>
     <w:p>
@@ -11087,7 +11141,7 @@
         <w:rPr>
           <w:rFonts w:hint="eastAsia"/>
         </w:rPr>
-        <w:t xml:space="preserve">之后，本文进入了系统性的超参数扫描阶段(V4)。这一阶段的核心动机是：现有</w:t>
+        <w:t xml:space="preserve">之后，本文进入了实验七(超参终极调优)阶段。这一阶段的核心动机是：现有</w:t>
       </w:r>
       <w:r>
         <w:t xml:space="preserve"> HR </w:t>
@@ -11485,7 +11539,7 @@
           <wp:inline>
             <wp:extent cx="5334000" cy="1844249"/>
             <wp:effectExtent b="0" l="0" r="0" t="0"/>
-            <wp:docPr descr="图 5.5 V4 阶段三大超参数杠杆的独立扫描结果" title="" id="123" name="Picture"/>
+            <wp:docPr descr="图 5.5 实验七三大超参数杠杆的独立扫描结果" title="" id="123" name="Picture"/>
             <a:graphic>
               <a:graphicData uri="http://schemas.openxmlformats.org/drawingml/2006/picture">
                 <pic:pic>
@@ -11534,13 +11588,13 @@
         <w:t xml:space="preserve">图</w:t>
       </w:r>
       <w:r>
-        <w:t xml:space="preserve"> 5.5 V4 </w:t>
-      </w:r>
-      <w:r>
-        <w:rPr>
-          <w:rFonts w:hint="eastAsia"/>
-        </w:rPr>
-        <w:t xml:space="preserve">阶段三大超参数杠杆的独立扫描结果</w:t>
+        <w:t xml:space="preserve"> 5.5 </w:t>
+      </w:r>
+      <w:r>
+        <w:rPr>
+          <w:rFonts w:hint="eastAsia"/>
+        </w:rPr>
+        <w:t xml:space="preserve">实验七三大超参数杠杆的独立扫描结果</w:t>
       </w:r>
     </w:p>
     <w:p>
@@ -11552,7 +11606,7 @@
           <wp:inline>
             <wp:extent cx="5334000" cy="2172755"/>
             <wp:effectExtent b="0" l="0" r="0" t="0"/>
-            <wp:docPr descr="图 5.6 V4 三大杠杆组合贡献与联邦反超中心化" title="" id="126" name="Picture"/>
+            <wp:docPr descr="图 5.6 实验七三大杠杆组合贡献与联邦反超中心化" title="" id="126" name="Picture"/>
             <a:graphic>
               <a:graphicData uri="http://schemas.openxmlformats.org/drawingml/2006/picture">
                 <pic:pic>
@@ -11601,13 +11655,13 @@
         <w:t xml:space="preserve">图</w:t>
       </w:r>
       <w:r>
-        <w:t xml:space="preserve"> 5.6 V4 </w:t>
-      </w:r>
-      <w:r>
-        <w:rPr>
-          <w:rFonts w:hint="eastAsia"/>
-        </w:rPr>
-        <w:t xml:space="preserve">三大杠杆组合贡献与联邦反超中心化</w:t>
+        <w:t xml:space="preserve"> 5.6 </w:t>
+      </w:r>
+      <w:r>
+        <w:rPr>
+          <w:rFonts w:hint="eastAsia"/>
+        </w:rPr>
+        <w:t xml:space="preserve">实验七三大杠杆组合贡献与联邦反超中心化</w:t>
       </w:r>
     </w:p>
     <w:bookmarkEnd w:id="128"/>
